--- a/Dokumen_Desain_SIMONEV_Perangkat_Daerah.docx
+++ b/Dokumen_Desain_SIMONEV_Perangkat_Daerah.docx
@@ -12804,6 +12804,2370 @@
       </w:pPr>
     </w:p>
     <w:p>
+      <w:r>
+        <w:br w:type="page"/>
+      </w:r>
+    </w:p>
+    <w:p>
+      <w:pPr>
+        <w:pStyle w:val="Heading1"/>
+      </w:pPr>
+      <w:r>
+        <w:t>Addendum — Change Request CR-001 (Disetujui 2026-08-28)</w:t>
+      </w:r>
+    </w:p>
+    <w:p>
+      <w:r>
+        <w:t>Bagian ini mencatat perubahan yang disetujui melalui Change Management Process (CLAUDE.md §17) terhadap baseline desain Tahap 1–7 di atas. Sesuai prinsip Change Management proyek, baseline asli TIDAK dihapus/ditimpa — bagian Tahap 2 (Business Process) dan Tahap 3 (Desain Sistem, khususnya §3.2 sitemap Admin, §3.3 RBAC Matrix, §3.4 Workflow Status Realisasi) di atas kini bersifat historis dan DIGANTIKAN oleh ketentuan pada addendum ini serta dokumen docs/architecture/README.md §2 (RBAC Matrix &amp; workflow terkini, sumber kebenaran utama/authoritative).</w:t>
+      </w:r>
+    </w:p>
+    <w:p>
+      <w:pPr>
+        <w:pStyle w:val="Heading2"/>
+      </w:pPr>
+      <w:r>
+        <w:t>A. Perubahan Role</w:t>
+      </w:r>
+    </w:p>
+    <w:p>
+      <w:r>
+        <w:t>Role sistem bertambah dari 8 menjadi 9: Super Admin, Admin, Operator, Kepala Sub Bidang, Kepala Bidang, Sekretaris, Kepala Dinas, Pimpinan, Publik.</w:t>
+      </w:r>
+    </w:p>
+    <w:p>
+      <w:r>
+        <w:t>Super Admin: tata kelola platform — manajemen pengguna &amp; role/permission, konfigurasi sistem, master data sistem-kritis, audit tingkat sistem.</w:t>
+      </w:r>
+    </w:p>
+    <w:p>
+      <w:r>
+        <w:t>Admin: tata kelola operasional — CRUD struktur &amp; indikator, eksekutor tunggal penetapan target berdasarkan dokumen perencanaan resmi (Renstra/RKPD Perubahan/Renstra Perubahan/Perjanjian Kinerja Perubahan), dapat menjadi operator backup lintas bidang (tercatat eksplisit di audit trail), publikasi ke portal publik.</w:t>
+      </w:r>
+    </w:p>
+    <w:p>
+      <w:r>
+        <w:t>Sekretaris = Sekretaris Dinas (Sekdin), satu role yang sama (bukan role terpisah). Kewenangan diperluas: View/Rekap lintas bidang, Review, Koreksi (kewenangan proses bisnis — kembalikan untuk perbaikan oleh pihak berwenang sesuai pemilik data/workflow masing-masing, bukan edit langsung nilai realisasi), Approve/Reject pada tahap rekap (non-final). Sekretaris tidak memiliki CRUD bebas atas data bidang lain.</w:t>
+      </w:r>
+    </w:p>
+    <w:p>
+      <w:pPr>
+        <w:pStyle w:val="Heading2"/>
+      </w:pPr>
+      <w:r>
+        <w:t>B. Perubahan Alur Penetapan Target (menggantikan §2.2 &amp; §2.4)</w:t>
+      </w:r>
+    </w:p>
+    <w:p>
+      <w:r>
+        <w:t>Penetapan dan revisi target kini dieksekusi secara eksklusif oleh Admin, berdasarkan dokumen perencanaan resmi, setelah pembahasan bersama Admin dan bidang terkait. Kepala Bidang dan Sekretaris berpartisipasi dalam pembahasan, namun tidak lagi mengeksekusi penetapan/revisi target secara langsung di sistem.</w:t>
+      </w:r>
+    </w:p>
+    <w:p>
+      <w:pPr>
+        <w:pStyle w:val="Heading2"/>
+      </w:pPr>
+      <w:r>
+        <w:t>C. Perubahan Alur Validasi (menggantikan §3.4)</w:t>
+      </w:r>
+    </w:p>
+    <w:p>
+      <w:r>
+        <w:t>Draft (Operator) → Diajukan → Divalidasi Kasubbid → Divalidasi Kabid → Direkap/Review/Koreksi/Approve/Reject oleh Sekretaris (NON-FINAL) → Disahkan Kadis (final).</w:t>
+      </w:r>
+    </w:p>
+    <w:p>
+      <w:r>
+        <w:t>Approve oleh Sekretaris tidak bersifat final — statusnya "direkomendasikan/diteruskan ke Kepala Dinas". Kepala Dinas tetap menjadi pihak pengesahan final.</w:t>
+      </w:r>
+    </w:p>
+    <w:p>
+      <w:pPr>
+        <w:pStyle w:val="Heading2"/>
+      </w:pPr>
+      <w:r>
+        <w:t>D. Hal yang Masih TBD (belum diputuskan, belum diimplementasikan)</w:t>
+      </w:r>
+    </w:p>
+    <w:p>
+      <w:r>
+        <w:t>(1) Pembagian pengelolaan master data operasional antara Super Admin dan Admin; (2) akses publikasi/override portal publik oleh Super Admin; (3) kewajiban approval Kepala Dinas atas revisi target; (4) mekanisme pembuatan Super Admin pertama dan berikutnya. Status "Bagian Perencanaan/Perencana sebagai kandidat pemegang role Admin" dicatat sebagai rencana organisasi, belum final, dan bukan Architecture Decision.</w:t>
+      </w:r>
+    </w:p>
+    <w:p>
+      <w:pPr>
+        <w:pStyle w:val="Heading2"/>
+      </w:pPr>
+      <w:r>
+        <w:t>E. Rujukan Otoritatif</w:t>
+      </w:r>
+    </w:p>
+    <w:p>
+      <w:r>
+        <w:t>Detail RBAC Matrix dan workflow terkini yang mengikat: docs/architecture/README.md §2. Log keputusan lengkap: CLAUDE.md §15 (Important Decisions Log, entri CR-001, 2026-08-28).</w:t>
+      </w:r>
+    </w:p>
+    <w:p>
+      <w:r>
+        <w:br w:type="page"/>
+      </w:r>
+    </w:p>
+    <w:p>
+      <w:pPr>
+        <w:pStyle w:val="Heading1"/>
+      </w:pPr>
+      <w:r>
+        <w:t>Addendum — Change Request CR-002 (Disetujui 2026-09-01)</w:t>
+      </w:r>
+    </w:p>
+    <w:p>
+      <w:r>
+        <w:t xml:space="preserve">Planning Document Lineage (Renstra → Renja → Renja Perubahan)</w:t>
+      </w:r>
+    </w:p>
+    <w:p>
+      <w:r>
+        <w:t xml:space="preserve">Bagian ini mencatat perubahan yang disetujui melalui Change Management Process (CLAUDE.md §17) terhadap baseline desain Database (Tahap 4) di atas. Sesuai prinsip Change Management proyek, baseline asli TIDAK dihapus/ditimpa — bagian Tahap 4 (§4.2 ERD, §4.3 Penjelasan Tabel Utama) kini bersifat historis untuk tabel-tabel yang terdampak, dan DILENGKAPI (bukan digantikan) oleh ketentuan pada addendum ini.</w:t>
+      </w:r>
+    </w:p>
+    <w:p>
+      <w:pPr>
+        <w:pStyle w:val="Heading2"/>
+      </w:pPr>
+      <w:r>
+        <w:t>A. Latar Belakang &amp; Business Gap</w:t>
+      </w:r>
+    </w:p>
+    <w:p>
+      <w:r>
+        <w:t xml:space="preserve">Baseline Tahap 4 sudah mampu merepresentasikan versioning struktur/indikator/target (self-referencing + is_active), namun belum memiliki cara eksplisit untuk menjawab: "target/struktur/versi indikator ini ditetapkan berdasarkan dokumen perencanaan resmi yang mana (Renstra/Renja/Renja Perubahan/Perjanjian Kinerja Perubahan), dan apa dokumen induknya?" Gap ini signifikan untuk sistem pemerintahan karena CR-001 (AD-2) menegaskan bahwa penetapan/revisi target hanya dieksekusi Admin berdasarkan dokumen resmi — otoritas ini perlu dapat ditelusuri secara relasional, bukan hanya tercatat sebagai teks bebas pada kolom reason.</w:t>
+      </w:r>
+    </w:p>
+    <w:p>
+      <w:pPr>
+        <w:pStyle w:val="Heading2"/>
+      </w:pPr>
+      <w:r>
+        <w:t>B. Keputusan Arsitektur — Option D: Lineage Tagging</w:t>
+      </w:r>
+    </w:p>
+    <w:p>
+      <w:r>
+        <w:t xml:space="preserve">Setelah evaluasi tiga opsi (Option A: relasi minimal hanya ke targets; Option B: relasi penuh planning_documents→performance_structure sebagai pengendali versi; Option D: lineage tagging), dipilih Option D. Prinsip utamanya: planning_document_id adalah metadata provenance/asal-usul, BUKAN mekanisme pengendali versioning. Mekanisme versioning yang sudah ada di baseline (is_active, parent_id, revision_no pada performance_structure, indicator_versions, targets) tetap sepenuhnya berlaku tanpa perubahan — tetap satu-satunya penentu "apa yang berlaku sekarang". planning_document_id hanya menjawab "atas dasar dokumen apa baris ini dibuat/diubah".</w:t>
+      </w:r>
+    </w:p>
+    <w:p>
+      <w:r>
+        <w:t xml:space="preserve">Option B (relasi penuh sebagai pengendali versi) ditolak karena akan menciptakan coupling ketat yang bertentangan dengan fleksibilitas performance_structure yang sudah dirancang generik sejak baseline — perubahan struktur tidak selalu dipicu dokumen resmi (bisa juga koreksi administratif internal).</w:t>
+      </w:r>
+    </w:p>
+    <w:p>
+      <w:pPr>
+        <w:pStyle w:val="Heading2"/>
+      </w:pPr>
+      <w:r>
+        <w:t>C. Tabel Baru: planning_documents</w:t>
+      </w:r>
+    </w:p>
+    <w:tbl>
+      <w:tblPr>
+        <w:tblW w:type="dxa" w:w="9600"/>
+        <w:tblBorders>
+          <w:top w:val="single" w:color="auto" w:sz="4"/>
+          <w:left w:val="single" w:color="auto" w:sz="4"/>
+          <w:bottom w:val="single" w:color="auto" w:sz="4"/>
+          <w:right w:val="single" w:color="auto" w:sz="4"/>
+          <w:insideH w:val="single" w:color="auto" w:sz="4"/>
+          <w:insideV w:val="single" w:color="auto" w:sz="4"/>
+        </w:tblBorders>
+      </w:tblPr>
+      <w:tblGrid>
+        <w:gridCol w:w="2200"/>
+        <w:gridCol w:w="2200"/>
+        <w:gridCol w:w="5200"/>
+      </w:tblGrid>
+      <w:tr>
+        <w:trPr>
+          <w:tblHeader/>
+        </w:trPr>
+        <w:tc>
+          <w:tcPr>
+            <w:tcW w:type="dxa" w:w="2200"/>
+            <w:shd w:fill="1F3864" w:val="clear"/>
+            <w:tcMar>
+              <w:top w:type="dxa" w:w="80"/>
+              <w:left w:type="dxa" w:w="100"/>
+              <w:bottom w:type="dxa" w:w="80"/>
+              <w:right w:type="dxa" w:w="100"/>
+            </w:tcMar>
+            <w:vAlign w:val="center"/>
+          </w:tcPr>
+          <w:p>
+            <w:r>
+              <w:rPr>
+                <w:rFonts w:ascii="Calibri" w:cs="Calibri" w:eastAsia="Calibri" w:hAnsi="Calibri"/>
+                <w:b/>
+                <w:bCs/>
+                <w:color w:val="FFFFFF"/>
+                <w:sz w:val="20"/>
+                <w:szCs w:val="20"/>
+              </w:rPr>
+              <w:t xml:space="preserve">Kolom</w:t>
+            </w:r>
+          </w:p>
+        </w:tc>
+        <w:tc>
+          <w:tcPr>
+            <w:tcW w:type="dxa" w:w="2200"/>
+            <w:shd w:fill="1F3864" w:val="clear"/>
+            <w:tcMar>
+              <w:top w:type="dxa" w:w="80"/>
+              <w:left w:type="dxa" w:w="100"/>
+              <w:bottom w:type="dxa" w:w="80"/>
+              <w:right w:type="dxa" w:w="100"/>
+            </w:tcMar>
+            <w:vAlign w:val="center"/>
+          </w:tcPr>
+          <w:p>
+            <w:r>
+              <w:rPr>
+                <w:rFonts w:ascii="Calibri" w:cs="Calibri" w:eastAsia="Calibri" w:hAnsi="Calibri"/>
+                <w:b/>
+                <w:bCs/>
+                <w:color w:val="FFFFFF"/>
+                <w:sz w:val="20"/>
+                <w:szCs w:val="20"/>
+              </w:rPr>
+              <w:t xml:space="preserve">Tipe/Sifat</w:t>
+            </w:r>
+          </w:p>
+        </w:tc>
+        <w:tc>
+          <w:tcPr>
+            <w:tcW w:type="dxa" w:w="5200"/>
+            <w:shd w:fill="1F3864" w:val="clear"/>
+            <w:tcMar>
+              <w:top w:type="dxa" w:w="80"/>
+              <w:left w:type="dxa" w:w="100"/>
+              <w:bottom w:type="dxa" w:w="80"/>
+              <w:right w:type="dxa" w:w="100"/>
+            </w:tcMar>
+            <w:vAlign w:val="center"/>
+          </w:tcPr>
+          <w:p>
+            <w:r>
+              <w:rPr>
+                <w:rFonts w:ascii="Calibri" w:cs="Calibri" w:eastAsia="Calibri" w:hAnsi="Calibri"/>
+                <w:b/>
+                <w:bCs/>
+                <w:color w:val="FFFFFF"/>
+                <w:sz w:val="20"/>
+                <w:szCs w:val="20"/>
+              </w:rPr>
+              <w:t xml:space="preserve">Keterangan</w:t>
+            </w:r>
+          </w:p>
+        </w:tc>
+      </w:tr>
+      <w:tr>
+        <w:tc>
+          <w:tcPr>
+            <w:tcW w:type="dxa" w:w="2200"/>
+            <w:tcMar>
+              <w:top w:type="dxa" w:w="80"/>
+              <w:left w:type="dxa" w:w="100"/>
+              <w:bottom w:type="dxa" w:w="80"/>
+              <w:right w:type="dxa" w:w="100"/>
+            </w:tcMar>
+            <w:vAlign w:val="center"/>
+          </w:tcPr>
+          <w:p>
+            <w:r>
+              <w:rPr>
+                <w:rFonts w:ascii="Calibri" w:cs="Calibri" w:eastAsia="Calibri" w:hAnsi="Calibri"/>
+                <w:b w:val="false"/>
+                <w:bCs w:val="false"/>
+                <w:color w:val="000000"/>
+                <w:sz w:val="20"/>
+                <w:szCs w:val="20"/>
+              </w:rPr>
+              <w:t xml:space="preserve">id</w:t>
+            </w:r>
+          </w:p>
+        </w:tc>
+        <w:tc>
+          <w:tcPr>
+            <w:tcW w:type="dxa" w:w="2200"/>
+            <w:tcMar>
+              <w:top w:type="dxa" w:w="80"/>
+              <w:left w:type="dxa" w:w="100"/>
+              <w:bottom w:type="dxa" w:w="80"/>
+              <w:right w:type="dxa" w:w="100"/>
+            </w:tcMar>
+            <w:vAlign w:val="center"/>
+          </w:tcPr>
+          <w:p>
+            <w:r>
+              <w:rPr>
+                <w:rFonts w:ascii="Calibri" w:cs="Calibri" w:eastAsia="Calibri" w:hAnsi="Calibri"/>
+                <w:b w:val="false"/>
+                <w:bCs w:val="false"/>
+                <w:color w:val="000000"/>
+                <w:sz w:val="20"/>
+                <w:szCs w:val="20"/>
+              </w:rPr>
+              <w:t xml:space="preserve">PK</w:t>
+            </w:r>
+          </w:p>
+        </w:tc>
+        <w:tc>
+          <w:tcPr>
+            <w:tcW w:type="dxa" w:w="5200"/>
+            <w:tcMar>
+              <w:top w:type="dxa" w:w="80"/>
+              <w:left w:type="dxa" w:w="100"/>
+              <w:bottom w:type="dxa" w:w="80"/>
+              <w:right w:type="dxa" w:w="100"/>
+            </w:tcMar>
+            <w:vAlign w:val="center"/>
+          </w:tcPr>
+          <w:p>
+            <w:r>
+              <w:rPr>
+                <w:rFonts w:ascii="Calibri" w:cs="Calibri" w:eastAsia="Calibri" w:hAnsi="Calibri"/>
+                <w:b w:val="false"/>
+                <w:bCs w:val="false"/>
+                <w:color w:val="000000"/>
+                <w:sz w:val="20"/>
+                <w:szCs w:val="20"/>
+              </w:rPr>
+              <w:t xml:space="preserve">-</w:t>
+            </w:r>
+          </w:p>
+        </w:tc>
+      </w:tr>
+      <w:tr>
+        <w:tc>
+          <w:tcPr>
+            <w:tcW w:type="dxa" w:w="2200"/>
+            <w:tcMar>
+              <w:top w:type="dxa" w:w="80"/>
+              <w:left w:type="dxa" w:w="100"/>
+              <w:bottom w:type="dxa" w:w="80"/>
+              <w:right w:type="dxa" w:w="100"/>
+            </w:tcMar>
+            <w:vAlign w:val="center"/>
+          </w:tcPr>
+          <w:p>
+            <w:r>
+              <w:rPr>
+                <w:rFonts w:ascii="Calibri" w:cs="Calibri" w:eastAsia="Calibri" w:hAnsi="Calibri"/>
+                <w:b w:val="false"/>
+                <w:bCs w:val="false"/>
+                <w:color w:val="000000"/>
+                <w:sz w:val="20"/>
+                <w:szCs w:val="20"/>
+              </w:rPr>
+              <w:t xml:space="preserve">parent_document_id</w:t>
+            </w:r>
+          </w:p>
+        </w:tc>
+        <w:tc>
+          <w:tcPr>
+            <w:tcW w:type="dxa" w:w="2200"/>
+            <w:tcMar>
+              <w:top w:type="dxa" w:w="80"/>
+              <w:left w:type="dxa" w:w="100"/>
+              <w:bottom w:type="dxa" w:w="80"/>
+              <w:right w:type="dxa" w:w="100"/>
+            </w:tcMar>
+            <w:vAlign w:val="center"/>
+          </w:tcPr>
+          <w:p>
+            <w:r>
+              <w:rPr>
+                <w:rFonts w:ascii="Calibri" w:cs="Calibri" w:eastAsia="Calibri" w:hAnsi="Calibri"/>
+                <w:b w:val="false"/>
+                <w:bCs w:val="false"/>
+                <w:color w:val="000000"/>
+                <w:sz w:val="20"/>
+                <w:szCs w:val="20"/>
+              </w:rPr>
+              <w:t xml:space="preserve">FK → planning_documents.id, nullable</w:t>
+            </w:r>
+          </w:p>
+        </w:tc>
+        <w:tc>
+          <w:tcPr>
+            <w:tcW w:type="dxa" w:w="5200"/>
+            <w:tcMar>
+              <w:top w:type="dxa" w:w="80"/>
+              <w:left w:type="dxa" w:w="100"/>
+              <w:bottom w:type="dxa" w:w="80"/>
+              <w:right w:type="dxa" w:w="100"/>
+            </w:tcMar>
+            <w:vAlign w:val="center"/>
+          </w:tcPr>
+          <w:p>
+            <w:r>
+              <w:rPr>
+                <w:rFonts w:ascii="Calibri" w:cs="Calibri" w:eastAsia="Calibri" w:hAnsi="Calibri"/>
+                <w:b w:val="false"/>
+                <w:bCs w:val="false"/>
+                <w:color w:val="000000"/>
+                <w:sz w:val="20"/>
+                <w:szCs w:val="20"/>
+              </w:rPr>
+              <w:t xml:space="preserve">Self-referencing; merepresentasikan lineage Renstra → Renja → Renja Perubahan</w:t>
+            </w:r>
+          </w:p>
+        </w:tc>
+      </w:tr>
+      <w:tr>
+        <w:tc>
+          <w:tcPr>
+            <w:tcW w:type="dxa" w:w="2200"/>
+            <w:tcMar>
+              <w:top w:type="dxa" w:w="80"/>
+              <w:left w:type="dxa" w:w="100"/>
+              <w:bottom w:type="dxa" w:w="80"/>
+              <w:right w:type="dxa" w:w="100"/>
+            </w:tcMar>
+            <w:vAlign w:val="center"/>
+          </w:tcPr>
+          <w:p>
+            <w:r>
+              <w:rPr>
+                <w:rFonts w:ascii="Calibri" w:cs="Calibri" w:eastAsia="Calibri" w:hAnsi="Calibri"/>
+                <w:b w:val="false"/>
+                <w:bCs w:val="false"/>
+                <w:color w:val="000000"/>
+                <w:sz w:val="20"/>
+                <w:szCs w:val="20"/>
+              </w:rPr>
+              <w:t xml:space="preserve">document_type</w:t>
+            </w:r>
+          </w:p>
+        </w:tc>
+        <w:tc>
+          <w:tcPr>
+            <w:tcW w:type="dxa" w:w="2200"/>
+            <w:tcMar>
+              <w:top w:type="dxa" w:w="80"/>
+              <w:left w:type="dxa" w:w="100"/>
+              <w:bottom w:type="dxa" w:w="80"/>
+              <w:right w:type="dxa" w:w="100"/>
+            </w:tcMar>
+            <w:vAlign w:val="center"/>
+          </w:tcPr>
+          <w:p>
+            <w:r>
+              <w:rPr>
+                <w:rFonts w:ascii="Calibri" w:cs="Calibri" w:eastAsia="Calibri" w:hAnsi="Calibri"/>
+                <w:b w:val="false"/>
+                <w:bCs w:val="false"/>
+                <w:color w:val="000000"/>
+                <w:sz w:val="20"/>
+                <w:szCs w:val="20"/>
+              </w:rPr>
+              <w:t xml:space="preserve">string</w:t>
+            </w:r>
+          </w:p>
+        </w:tc>
+        <w:tc>
+          <w:tcPr>
+            <w:tcW w:type="dxa" w:w="5200"/>
+            <w:tcMar>
+              <w:top w:type="dxa" w:w="80"/>
+              <w:left w:type="dxa" w:w="100"/>
+              <w:bottom w:type="dxa" w:w="80"/>
+              <w:right w:type="dxa" w:w="100"/>
+            </w:tcMar>
+            <w:vAlign w:val="center"/>
+          </w:tcPr>
+          <w:p>
+            <w:r>
+              <w:rPr>
+                <w:rFonts w:ascii="Calibri" w:cs="Calibri" w:eastAsia="Calibri" w:hAnsi="Calibri"/>
+                <w:b w:val="false"/>
+                <w:bCs w:val="false"/>
+                <w:color w:val="000000"/>
+                <w:sz w:val="20"/>
+                <w:szCs w:val="20"/>
+              </w:rPr>
+              <w:t xml:space="preserve">renstra | renja | renja_perubahan | perjanjian_kinerja_perubahan (extensible, bukan ENUM DB)</w:t>
+            </w:r>
+          </w:p>
+        </w:tc>
+      </w:tr>
+      <w:tr>
+        <w:tc>
+          <w:tcPr>
+            <w:tcW w:type="dxa" w:w="2200"/>
+            <w:tcMar>
+              <w:top w:type="dxa" w:w="80"/>
+              <w:left w:type="dxa" w:w="100"/>
+              <w:bottom w:type="dxa" w:w="80"/>
+              <w:right w:type="dxa" w:w="100"/>
+            </w:tcMar>
+            <w:vAlign w:val="center"/>
+          </w:tcPr>
+          <w:p>
+            <w:r>
+              <w:rPr>
+                <w:rFonts w:ascii="Calibri" w:cs="Calibri" w:eastAsia="Calibri" w:hAnsi="Calibri"/>
+                <w:b w:val="false"/>
+                <w:bCs w:val="false"/>
+                <w:color w:val="000000"/>
+                <w:sz w:val="20"/>
+                <w:szCs w:val="20"/>
+              </w:rPr>
+              <w:t xml:space="preserve">year</w:t>
+            </w:r>
+          </w:p>
+        </w:tc>
+        <w:tc>
+          <w:tcPr>
+            <w:tcW w:type="dxa" w:w="2200"/>
+            <w:tcMar>
+              <w:top w:type="dxa" w:w="80"/>
+              <w:left w:type="dxa" w:w="100"/>
+              <w:bottom w:type="dxa" w:w="80"/>
+              <w:right w:type="dxa" w:w="100"/>
+            </w:tcMar>
+            <w:vAlign w:val="center"/>
+          </w:tcPr>
+          <w:p>
+            <w:r>
+              <w:rPr>
+                <w:rFonts w:ascii="Calibri" w:cs="Calibri" w:eastAsia="Calibri" w:hAnsi="Calibri"/>
+                <w:b w:val="false"/>
+                <w:bCs w:val="false"/>
+                <w:color w:val="000000"/>
+                <w:sz w:val="20"/>
+                <w:szCs w:val="20"/>
+              </w:rPr>
+              <w:t xml:space="preserve">nullable</w:t>
+            </w:r>
+          </w:p>
+        </w:tc>
+        <w:tc>
+          <w:tcPr>
+            <w:tcW w:type="dxa" w:w="5200"/>
+            <w:tcMar>
+              <w:top w:type="dxa" w:w="80"/>
+              <w:left w:type="dxa" w:w="100"/>
+              <w:bottom w:type="dxa" w:w="80"/>
+              <w:right w:type="dxa" w:w="100"/>
+            </w:tcMar>
+            <w:vAlign w:val="center"/>
+          </w:tcPr>
+          <w:p>
+            <w:r>
+              <w:rPr>
+                <w:rFonts w:ascii="Calibri" w:cs="Calibri" w:eastAsia="Calibri" w:hAnsi="Calibri"/>
+                <w:b w:val="false"/>
+                <w:bCs w:val="false"/>
+                <w:color w:val="000000"/>
+                <w:sz w:val="20"/>
+                <w:szCs w:val="20"/>
+              </w:rPr>
+              <w:t xml:space="preserve">Tahun berjalan (Renja/Renja Perubahan)</w:t>
+            </w:r>
+          </w:p>
+        </w:tc>
+      </w:tr>
+      <w:tr>
+        <w:tc>
+          <w:tcPr>
+            <w:tcW w:type="dxa" w:w="2200"/>
+            <w:tcMar>
+              <w:top w:type="dxa" w:w="80"/>
+              <w:left w:type="dxa" w:w="100"/>
+              <w:bottom w:type="dxa" w:w="80"/>
+              <w:right w:type="dxa" w:w="100"/>
+            </w:tcMar>
+            <w:vAlign w:val="center"/>
+          </w:tcPr>
+          <w:p>
+            <w:r>
+              <w:rPr>
+                <w:rFonts w:ascii="Calibri" w:cs="Calibri" w:eastAsia="Calibri" w:hAnsi="Calibri"/>
+                <w:b w:val="false"/>
+                <w:bCs w:val="false"/>
+                <w:color w:val="000000"/>
+                <w:sz w:val="20"/>
+                <w:szCs w:val="20"/>
+              </w:rPr>
+              <w:t xml:space="preserve">period_start_year, period_end_year</w:t>
+            </w:r>
+          </w:p>
+        </w:tc>
+        <w:tc>
+          <w:tcPr>
+            <w:tcW w:type="dxa" w:w="2200"/>
+            <w:tcMar>
+              <w:top w:type="dxa" w:w="80"/>
+              <w:left w:type="dxa" w:w="100"/>
+              <w:bottom w:type="dxa" w:w="80"/>
+              <w:right w:type="dxa" w:w="100"/>
+            </w:tcMar>
+            <w:vAlign w:val="center"/>
+          </w:tcPr>
+          <w:p>
+            <w:r>
+              <w:rPr>
+                <w:rFonts w:ascii="Calibri" w:cs="Calibri" w:eastAsia="Calibri" w:hAnsi="Calibri"/>
+                <w:b w:val="false"/>
+                <w:bCs w:val="false"/>
+                <w:color w:val="000000"/>
+                <w:sz w:val="20"/>
+                <w:szCs w:val="20"/>
+              </w:rPr>
+              <w:t xml:space="preserve">nullable</w:t>
+            </w:r>
+          </w:p>
+        </w:tc>
+        <w:tc>
+          <w:tcPr>
+            <w:tcW w:type="dxa" w:w="5200"/>
+            <w:tcMar>
+              <w:top w:type="dxa" w:w="80"/>
+              <w:left w:type="dxa" w:w="100"/>
+              <w:bottom w:type="dxa" w:w="80"/>
+              <w:right w:type="dxa" w:w="100"/>
+            </w:tcMar>
+            <w:vAlign w:val="center"/>
+          </w:tcPr>
+          <w:p>
+            <w:r>
+              <w:rPr>
+                <w:rFonts w:ascii="Calibri" w:cs="Calibri" w:eastAsia="Calibri" w:hAnsi="Calibri"/>
+                <w:b w:val="false"/>
+                <w:bCs w:val="false"/>
+                <w:color w:val="000000"/>
+                <w:sz w:val="20"/>
+                <w:szCs w:val="20"/>
+              </w:rPr>
+              <w:t xml:space="preserve">Rentang tahun (Renstra, mis. 2025–2029)</w:t>
+            </w:r>
+          </w:p>
+        </w:tc>
+      </w:tr>
+      <w:tr>
+        <w:tc>
+          <w:tcPr>
+            <w:tcW w:type="dxa" w:w="2200"/>
+            <w:tcMar>
+              <w:top w:type="dxa" w:w="80"/>
+              <w:left w:type="dxa" w:w="100"/>
+              <w:bottom w:type="dxa" w:w="80"/>
+              <w:right w:type="dxa" w:w="100"/>
+            </w:tcMar>
+            <w:vAlign w:val="center"/>
+          </w:tcPr>
+          <w:p>
+            <w:r>
+              <w:rPr>
+                <w:rFonts w:ascii="Calibri" w:cs="Calibri" w:eastAsia="Calibri" w:hAnsi="Calibri"/>
+                <w:b w:val="false"/>
+                <w:bCs w:val="false"/>
+                <w:color w:val="000000"/>
+                <w:sz w:val="20"/>
+                <w:szCs w:val="20"/>
+              </w:rPr>
+              <w:t xml:space="preserve">version_no</w:t>
+            </w:r>
+          </w:p>
+        </w:tc>
+        <w:tc>
+          <w:tcPr>
+            <w:tcW w:type="dxa" w:w="2200"/>
+            <w:tcMar>
+              <w:top w:type="dxa" w:w="80"/>
+              <w:left w:type="dxa" w:w="100"/>
+              <w:bottom w:type="dxa" w:w="80"/>
+              <w:right w:type="dxa" w:w="100"/>
+            </w:tcMar>
+            <w:vAlign w:val="center"/>
+          </w:tcPr>
+          <w:p>
+            <w:r>
+              <w:rPr>
+                <w:rFonts w:ascii="Calibri" w:cs="Calibri" w:eastAsia="Calibri" w:hAnsi="Calibri"/>
+                <w:b w:val="false"/>
+                <w:bCs w:val="false"/>
+                <w:color w:val="000000"/>
+                <w:sz w:val="20"/>
+                <w:szCs w:val="20"/>
+              </w:rPr>
+              <w:t xml:space="preserve">integer</w:t>
+            </w:r>
+          </w:p>
+        </w:tc>
+        <w:tc>
+          <w:tcPr>
+            <w:tcW w:type="dxa" w:w="5200"/>
+            <w:tcMar>
+              <w:top w:type="dxa" w:w="80"/>
+              <w:left w:type="dxa" w:w="100"/>
+              <w:bottom w:type="dxa" w:w="80"/>
+              <w:right w:type="dxa" w:w="100"/>
+            </w:tcMar>
+            <w:vAlign w:val="center"/>
+          </w:tcPr>
+          <w:p>
+            <w:r>
+              <w:rPr>
+                <w:rFonts w:ascii="Calibri" w:cs="Calibri" w:eastAsia="Calibri" w:hAnsi="Calibri"/>
+                <w:b w:val="false"/>
+                <w:bCs w:val="false"/>
+                <w:color w:val="000000"/>
+                <w:sz w:val="20"/>
+                <w:szCs w:val="20"/>
+              </w:rPr>
+              <w:t xml:space="preserve">-</w:t>
+            </w:r>
+          </w:p>
+        </w:tc>
+      </w:tr>
+      <w:tr>
+        <w:tc>
+          <w:tcPr>
+            <w:tcW w:type="dxa" w:w="2200"/>
+            <w:tcMar>
+              <w:top w:type="dxa" w:w="80"/>
+              <w:left w:type="dxa" w:w="100"/>
+              <w:bottom w:type="dxa" w:w="80"/>
+              <w:right w:type="dxa" w:w="100"/>
+            </w:tcMar>
+            <w:vAlign w:val="center"/>
+          </w:tcPr>
+          <w:p>
+            <w:r>
+              <w:rPr>
+                <w:rFonts w:ascii="Calibri" w:cs="Calibri" w:eastAsia="Calibri" w:hAnsi="Calibri"/>
+                <w:b w:val="false"/>
+                <w:bCs w:val="false"/>
+                <w:color w:val="000000"/>
+                <w:sz w:val="20"/>
+                <w:szCs w:val="20"/>
+              </w:rPr>
+              <w:t xml:space="preserve">status</w:t>
+            </w:r>
+          </w:p>
+        </w:tc>
+        <w:tc>
+          <w:tcPr>
+            <w:tcW w:type="dxa" w:w="2200"/>
+            <w:tcMar>
+              <w:top w:type="dxa" w:w="80"/>
+              <w:left w:type="dxa" w:w="100"/>
+              <w:bottom w:type="dxa" w:w="80"/>
+              <w:right w:type="dxa" w:w="100"/>
+            </w:tcMar>
+            <w:vAlign w:val="center"/>
+          </w:tcPr>
+          <w:p>
+            <w:r>
+              <w:rPr>
+                <w:rFonts w:ascii="Calibri" w:cs="Calibri" w:eastAsia="Calibri" w:hAnsi="Calibri"/>
+                <w:b w:val="false"/>
+                <w:bCs w:val="false"/>
+                <w:color w:val="000000"/>
+                <w:sz w:val="20"/>
+                <w:szCs w:val="20"/>
+              </w:rPr>
+              <w:t xml:space="preserve">string</w:t>
+            </w:r>
+          </w:p>
+        </w:tc>
+        <w:tc>
+          <w:tcPr>
+            <w:tcW w:type="dxa" w:w="5200"/>
+            <w:tcMar>
+              <w:top w:type="dxa" w:w="80"/>
+              <w:left w:type="dxa" w:w="100"/>
+              <w:bottom w:type="dxa" w:w="80"/>
+              <w:right w:type="dxa" w:w="100"/>
+            </w:tcMar>
+            <w:vAlign w:val="center"/>
+          </w:tcPr>
+          <w:p>
+            <w:r>
+              <w:rPr>
+                <w:rFonts w:ascii="Calibri" w:cs="Calibri" w:eastAsia="Calibri" w:hAnsi="Calibri"/>
+                <w:b w:val="false"/>
+                <w:bCs w:val="false"/>
+                <w:color w:val="000000"/>
+                <w:sz w:val="20"/>
+                <w:szCs w:val="20"/>
+              </w:rPr>
+              <w:t xml:space="preserve">Lifecycle penuh: draft, submitted, under_review, approved, active, superseded, rejected (extensible, bukan ENUM DB)</w:t>
+            </w:r>
+          </w:p>
+        </w:tc>
+      </w:tr>
+      <w:tr>
+        <w:tc>
+          <w:tcPr>
+            <w:tcW w:type="dxa" w:w="2200"/>
+            <w:tcMar>
+              <w:top w:type="dxa" w:w="80"/>
+              <w:left w:type="dxa" w:w="100"/>
+              <w:bottom w:type="dxa" w:w="80"/>
+              <w:right w:type="dxa" w:w="100"/>
+            </w:tcMar>
+            <w:vAlign w:val="center"/>
+          </w:tcPr>
+          <w:p>
+            <w:r>
+              <w:rPr>
+                <w:rFonts w:ascii="Calibri" w:cs="Calibri" w:eastAsia="Calibri" w:hAnsi="Calibri"/>
+                <w:b w:val="false"/>
+                <w:bCs w:val="false"/>
+                <w:color w:val="000000"/>
+                <w:sz w:val="20"/>
+                <w:szCs w:val="20"/>
+              </w:rPr>
+              <w:t xml:space="preserve">created_by, updated_by</w:t>
+            </w:r>
+          </w:p>
+        </w:tc>
+        <w:tc>
+          <w:tcPr>
+            <w:tcW w:type="dxa" w:w="2200"/>
+            <w:tcMar>
+              <w:top w:type="dxa" w:w="80"/>
+              <w:left w:type="dxa" w:w="100"/>
+              <w:bottom w:type="dxa" w:w="80"/>
+              <w:right w:type="dxa" w:w="100"/>
+            </w:tcMar>
+            <w:vAlign w:val="center"/>
+          </w:tcPr>
+          <w:p>
+            <w:r>
+              <w:rPr>
+                <w:rFonts w:ascii="Calibri" w:cs="Calibri" w:eastAsia="Calibri" w:hAnsi="Calibri"/>
+                <w:b w:val="false"/>
+                <w:bCs w:val="false"/>
+                <w:color w:val="000000"/>
+                <w:sz w:val="20"/>
+                <w:szCs w:val="20"/>
+              </w:rPr>
+              <w:t xml:space="preserve">FK → users, nullable</w:t>
+            </w:r>
+          </w:p>
+        </w:tc>
+        <w:tc>
+          <w:tcPr>
+            <w:tcW w:type="dxa" w:w="5200"/>
+            <w:tcMar>
+              <w:top w:type="dxa" w:w="80"/>
+              <w:left w:type="dxa" w:w="100"/>
+              <w:bottom w:type="dxa" w:w="80"/>
+              <w:right w:type="dxa" w:w="100"/>
+            </w:tcMar>
+            <w:vAlign w:val="center"/>
+          </w:tcPr>
+          <w:p>
+            <w:r>
+              <w:rPr>
+                <w:rFonts w:ascii="Calibri" w:cs="Calibri" w:eastAsia="Calibri" w:hAnsi="Calibri"/>
+                <w:b w:val="false"/>
+                <w:bCs w:val="false"/>
+                <w:color w:val="000000"/>
+                <w:sz w:val="20"/>
+                <w:szCs w:val="20"/>
+              </w:rPr>
+              <w:t xml:space="preserve">Generik — tidak diasumsikan role tertentu (selaras 4 TBD CR-001)</w:t>
+            </w:r>
+          </w:p>
+        </w:tc>
+      </w:tr>
+    </w:tbl>
+    <w:p>
+      <w:r>
+        <w:t xml:space="preserve">Contoh lineage: Renja Perubahan 2026 memiliki parent_document_id menunjuk ke Renja 2026, yang parent_document_id-nya menunjuk ke Renstra 2025–2029 — seluruh rantai dapat ditelusuri lewat query relasional langsung tanpa kolom tambahan di tabel manapun.</w:t>
+      </w:r>
+    </w:p>
+    <w:p>
+      <w:pPr>
+        <w:pStyle w:val="Heading2"/>
+      </w:pPr>
+      <w:r>
+        <w:t>D. Perubahan pada Tabel Existing (Tahap 4)</w:t>
+      </w:r>
+    </w:p>
+    <w:tbl>
+      <w:tblPr>
+        <w:tblW w:type="dxa" w:w="9600"/>
+        <w:tblBorders>
+          <w:top w:val="single" w:color="auto" w:sz="4"/>
+          <w:left w:val="single" w:color="auto" w:sz="4"/>
+          <w:bottom w:val="single" w:color="auto" w:sz="4"/>
+          <w:right w:val="single" w:color="auto" w:sz="4"/>
+          <w:insideH w:val="single" w:color="auto" w:sz="4"/>
+          <w:insideV w:val="single" w:color="auto" w:sz="4"/>
+        </w:tblBorders>
+      </w:tblPr>
+      <w:tblGrid>
+        <w:gridCol w:w="1800"/>
+        <w:gridCol w:w="1800"/>
+        <w:gridCol w:w="1600"/>
+        <w:gridCol w:w="4400"/>
+      </w:tblGrid>
+      <w:tr>
+        <w:trPr>
+          <w:tblHeader/>
+        </w:trPr>
+        <w:tc>
+          <w:tcPr>
+            <w:tcW w:type="dxa" w:w="1800"/>
+            <w:shd w:fill="1F3864" w:val="clear"/>
+            <w:tcMar>
+              <w:top w:type="dxa" w:w="80"/>
+              <w:left w:type="dxa" w:w="100"/>
+              <w:bottom w:type="dxa" w:w="80"/>
+              <w:right w:type="dxa" w:w="100"/>
+            </w:tcMar>
+            <w:vAlign w:val="center"/>
+          </w:tcPr>
+          <w:p>
+            <w:r>
+              <w:rPr>
+                <w:rFonts w:ascii="Calibri" w:cs="Calibri" w:eastAsia="Calibri" w:hAnsi="Calibri"/>
+                <w:b/>
+                <w:bCs/>
+                <w:color w:val="FFFFFF"/>
+                <w:sz w:val="20"/>
+                <w:szCs w:val="20"/>
+              </w:rPr>
+              <w:t xml:space="preserve">Tabel</w:t>
+            </w:r>
+          </w:p>
+        </w:tc>
+        <w:tc>
+          <w:tcPr>
+            <w:tcW w:type="dxa" w:w="1800"/>
+            <w:shd w:fill="1F3864" w:val="clear"/>
+            <w:tcMar>
+              <w:top w:type="dxa" w:w="80"/>
+              <w:left w:type="dxa" w:w="100"/>
+              <w:bottom w:type="dxa" w:w="80"/>
+              <w:right w:type="dxa" w:w="100"/>
+            </w:tcMar>
+            <w:vAlign w:val="center"/>
+          </w:tcPr>
+          <w:p>
+            <w:r>
+              <w:rPr>
+                <w:rFonts w:ascii="Calibri" w:cs="Calibri" w:eastAsia="Calibri" w:hAnsi="Calibri"/>
+                <w:b/>
+                <w:bCs/>
+                <w:color w:val="FFFFFF"/>
+                <w:sz w:val="20"/>
+                <w:szCs w:val="20"/>
+              </w:rPr>
+              <w:t xml:space="preserve">Kolom baru</w:t>
+            </w:r>
+          </w:p>
+        </w:tc>
+        <w:tc>
+          <w:tcPr>
+            <w:tcW w:type="dxa" w:w="1600"/>
+            <w:shd w:fill="1F3864" w:val="clear"/>
+            <w:tcMar>
+              <w:top w:type="dxa" w:w="80"/>
+              <w:left w:type="dxa" w:w="100"/>
+              <w:bottom w:type="dxa" w:w="80"/>
+              <w:right w:type="dxa" w:w="100"/>
+            </w:tcMar>
+            <w:vAlign w:val="center"/>
+          </w:tcPr>
+          <w:p>
+            <w:r>
+              <w:rPr>
+                <w:rFonts w:ascii="Calibri" w:cs="Calibri" w:eastAsia="Calibri" w:hAnsi="Calibri"/>
+                <w:b/>
+                <w:bCs/>
+                <w:color w:val="FFFFFF"/>
+                <w:sz w:val="20"/>
+                <w:szCs w:val="20"/>
+              </w:rPr>
+              <w:t xml:space="preserve">Sifat</w:t>
+            </w:r>
+          </w:p>
+        </w:tc>
+        <w:tc>
+          <w:tcPr>
+            <w:tcW w:type="dxa" w:w="4400"/>
+            <w:shd w:fill="1F3864" w:val="clear"/>
+            <w:tcMar>
+              <w:top w:type="dxa" w:w="80"/>
+              <w:left w:type="dxa" w:w="100"/>
+              <w:bottom w:type="dxa" w:w="80"/>
+              <w:right w:type="dxa" w:w="100"/>
+            </w:tcMar>
+            <w:vAlign w:val="center"/>
+          </w:tcPr>
+          <w:p>
+            <w:r>
+              <w:rPr>
+                <w:rFonts w:ascii="Calibri" w:cs="Calibri" w:eastAsia="Calibri" w:hAnsi="Calibri"/>
+                <w:b/>
+                <w:bCs/>
+                <w:color w:val="FFFFFF"/>
+                <w:sz w:val="20"/>
+                <w:szCs w:val="20"/>
+              </w:rPr>
+              <w:t xml:space="preserve">Alasan</w:t>
+            </w:r>
+          </w:p>
+        </w:tc>
+      </w:tr>
+      <w:tr>
+        <w:tc>
+          <w:tcPr>
+            <w:tcW w:type="dxa" w:w="1800"/>
+            <w:tcMar>
+              <w:top w:type="dxa" w:w="80"/>
+              <w:left w:type="dxa" w:w="100"/>
+              <w:bottom w:type="dxa" w:w="80"/>
+              <w:right w:type="dxa" w:w="100"/>
+            </w:tcMar>
+            <w:vAlign w:val="center"/>
+          </w:tcPr>
+          <w:p>
+            <w:r>
+              <w:rPr>
+                <w:rFonts w:ascii="Calibri" w:cs="Calibri" w:eastAsia="Calibri" w:hAnsi="Calibri"/>
+                <w:b w:val="false"/>
+                <w:bCs w:val="false"/>
+                <w:color w:val="000000"/>
+                <w:sz w:val="20"/>
+                <w:szCs w:val="20"/>
+              </w:rPr>
+              <w:t xml:space="preserve">performance_structure</w:t>
+            </w:r>
+          </w:p>
+        </w:tc>
+        <w:tc>
+          <w:tcPr>
+            <w:tcW w:type="dxa" w:w="1800"/>
+            <w:tcMar>
+              <w:top w:type="dxa" w:w="80"/>
+              <w:left w:type="dxa" w:w="100"/>
+              <w:bottom w:type="dxa" w:w="80"/>
+              <w:right w:type="dxa" w:w="100"/>
+            </w:tcMar>
+            <w:vAlign w:val="center"/>
+          </w:tcPr>
+          <w:p>
+            <w:r>
+              <w:rPr>
+                <w:rFonts w:ascii="Calibri" w:cs="Calibri" w:eastAsia="Calibri" w:hAnsi="Calibri"/>
+                <w:b w:val="false"/>
+                <w:bCs w:val="false"/>
+                <w:color w:val="000000"/>
+                <w:sz w:val="20"/>
+                <w:szCs w:val="20"/>
+              </w:rPr>
+              <w:t xml:space="preserve">planning_document_id</w:t>
+            </w:r>
+          </w:p>
+        </w:tc>
+        <w:tc>
+          <w:tcPr>
+            <w:tcW w:type="dxa" w:w="1600"/>
+            <w:tcMar>
+              <w:top w:type="dxa" w:w="80"/>
+              <w:left w:type="dxa" w:w="100"/>
+              <w:bottom w:type="dxa" w:w="80"/>
+              <w:right w:type="dxa" w:w="100"/>
+            </w:tcMar>
+            <w:vAlign w:val="center"/>
+          </w:tcPr>
+          <w:p>
+            <w:r>
+              <w:rPr>
+                <w:rFonts w:ascii="Calibri" w:cs="Calibri" w:eastAsia="Calibri" w:hAnsi="Calibri"/>
+                <w:b w:val="false"/>
+                <w:bCs w:val="false"/>
+                <w:color w:val="000000"/>
+                <w:sz w:val="20"/>
+                <w:szCs w:val="20"/>
+              </w:rPr>
+              <w:t xml:space="preserve">FK, nullable</w:t>
+            </w:r>
+          </w:p>
+        </w:tc>
+        <w:tc>
+          <w:tcPr>
+            <w:tcW w:type="dxa" w:w="4400"/>
+            <w:tcMar>
+              <w:top w:type="dxa" w:w="80"/>
+              <w:left w:type="dxa" w:w="100"/>
+              <w:bottom w:type="dxa" w:w="80"/>
+              <w:right w:type="dxa" w:w="100"/>
+            </w:tcMar>
+            <w:vAlign w:val="center"/>
+          </w:tcPr>
+          <w:p>
+            <w:r>
+              <w:rPr>
+                <w:rFonts w:ascii="Calibri" w:cs="Calibri" w:eastAsia="Calibri" w:hAnsi="Calibri"/>
+                <w:b w:val="false"/>
+                <w:bCs w:val="false"/>
+                <w:color w:val="000000"/>
+                <w:sz w:val="20"/>
+                <w:szCs w:val="20"/>
+              </w:rPr>
+              <w:t xml:space="preserve">Provenance opsional — perubahan struktur tidak selalu dipicu dokumen resmi</w:t>
+            </w:r>
+          </w:p>
+        </w:tc>
+      </w:tr>
+      <w:tr>
+        <w:tc>
+          <w:tcPr>
+            <w:tcW w:type="dxa" w:w="1800"/>
+            <w:tcMar>
+              <w:top w:type="dxa" w:w="80"/>
+              <w:left w:type="dxa" w:w="100"/>
+              <w:bottom w:type="dxa" w:w="80"/>
+              <w:right w:type="dxa" w:w="100"/>
+            </w:tcMar>
+            <w:vAlign w:val="center"/>
+          </w:tcPr>
+          <w:p>
+            <w:r>
+              <w:rPr>
+                <w:rFonts w:ascii="Calibri" w:cs="Calibri" w:eastAsia="Calibri" w:hAnsi="Calibri"/>
+                <w:b w:val="false"/>
+                <w:bCs w:val="false"/>
+                <w:color w:val="000000"/>
+                <w:sz w:val="20"/>
+                <w:szCs w:val="20"/>
+              </w:rPr>
+              <w:t xml:space="preserve">indicator_versions</w:t>
+            </w:r>
+          </w:p>
+        </w:tc>
+        <w:tc>
+          <w:tcPr>
+            <w:tcW w:type="dxa" w:w="1800"/>
+            <w:tcMar>
+              <w:top w:type="dxa" w:w="80"/>
+              <w:left w:type="dxa" w:w="100"/>
+              <w:bottom w:type="dxa" w:w="80"/>
+              <w:right w:type="dxa" w:w="100"/>
+            </w:tcMar>
+            <w:vAlign w:val="center"/>
+          </w:tcPr>
+          <w:p>
+            <w:r>
+              <w:rPr>
+                <w:rFonts w:ascii="Calibri" w:cs="Calibri" w:eastAsia="Calibri" w:hAnsi="Calibri"/>
+                <w:b w:val="false"/>
+                <w:bCs w:val="false"/>
+                <w:color w:val="000000"/>
+                <w:sz w:val="20"/>
+                <w:szCs w:val="20"/>
+              </w:rPr>
+              <w:t xml:space="preserve">planning_document_id</w:t>
+            </w:r>
+          </w:p>
+        </w:tc>
+        <w:tc>
+          <w:tcPr>
+            <w:tcW w:type="dxa" w:w="1600"/>
+            <w:tcMar>
+              <w:top w:type="dxa" w:w="80"/>
+              <w:left w:type="dxa" w:w="100"/>
+              <w:bottom w:type="dxa" w:w="80"/>
+              <w:right w:type="dxa" w:w="100"/>
+            </w:tcMar>
+            <w:vAlign w:val="center"/>
+          </w:tcPr>
+          <w:p>
+            <w:r>
+              <w:rPr>
+                <w:rFonts w:ascii="Calibri" w:cs="Calibri" w:eastAsia="Calibri" w:hAnsi="Calibri"/>
+                <w:b w:val="false"/>
+                <w:bCs w:val="false"/>
+                <w:color w:val="000000"/>
+                <w:sz w:val="20"/>
+                <w:szCs w:val="20"/>
+              </w:rPr>
+              <w:t xml:space="preserve">FK, nullable</w:t>
+            </w:r>
+          </w:p>
+        </w:tc>
+        <w:tc>
+          <w:tcPr>
+            <w:tcW w:type="dxa" w:w="4400"/>
+            <w:tcMar>
+              <w:top w:type="dxa" w:w="80"/>
+              <w:left w:type="dxa" w:w="100"/>
+              <w:bottom w:type="dxa" w:w="80"/>
+              <w:right w:type="dxa" w:w="100"/>
+            </w:tcMar>
+            <w:vAlign w:val="center"/>
+          </w:tcPr>
+          <w:p>
+            <w:r>
+              <w:rPr>
+                <w:rFonts w:ascii="Calibri" w:cs="Calibri" w:eastAsia="Calibri" w:hAnsi="Calibri"/>
+                <w:b w:val="false"/>
+                <w:bCs w:val="false"/>
+                <w:color w:val="000000"/>
+                <w:sz w:val="20"/>
+                <w:szCs w:val="20"/>
+              </w:rPr>
+              <w:t xml:space="preserve">Sama seperti di atas</w:t>
+            </w:r>
+          </w:p>
+        </w:tc>
+      </w:tr>
+      <w:tr>
+        <w:tc>
+          <w:tcPr>
+            <w:tcW w:type="dxa" w:w="1800"/>
+            <w:tcMar>
+              <w:top w:type="dxa" w:w="80"/>
+              <w:left w:type="dxa" w:w="100"/>
+              <w:bottom w:type="dxa" w:w="80"/>
+              <w:right w:type="dxa" w:w="100"/>
+            </w:tcMar>
+            <w:vAlign w:val="center"/>
+          </w:tcPr>
+          <w:p>
+            <w:r>
+              <w:rPr>
+                <w:rFonts w:ascii="Calibri" w:cs="Calibri" w:eastAsia="Calibri" w:hAnsi="Calibri"/>
+                <w:b w:val="false"/>
+                <w:bCs w:val="false"/>
+                <w:color w:val="000000"/>
+                <w:sz w:val="20"/>
+                <w:szCs w:val="20"/>
+              </w:rPr>
+              <w:t xml:space="preserve">targets</w:t>
+            </w:r>
+          </w:p>
+        </w:tc>
+        <w:tc>
+          <w:tcPr>
+            <w:tcW w:type="dxa" w:w="1800"/>
+            <w:tcMar>
+              <w:top w:type="dxa" w:w="80"/>
+              <w:left w:type="dxa" w:w="100"/>
+              <w:bottom w:type="dxa" w:w="80"/>
+              <w:right w:type="dxa" w:w="100"/>
+            </w:tcMar>
+            <w:vAlign w:val="center"/>
+          </w:tcPr>
+          <w:p>
+            <w:r>
+              <w:rPr>
+                <w:rFonts w:ascii="Calibri" w:cs="Calibri" w:eastAsia="Calibri" w:hAnsi="Calibri"/>
+                <w:b w:val="false"/>
+                <w:bCs w:val="false"/>
+                <w:color w:val="000000"/>
+                <w:sz w:val="20"/>
+                <w:szCs w:val="20"/>
+              </w:rPr>
+              <w:t xml:space="preserve">planning_document_id</w:t>
+            </w:r>
+          </w:p>
+        </w:tc>
+        <w:tc>
+          <w:tcPr>
+            <w:tcW w:type="dxa" w:w="1600"/>
+            <w:tcMar>
+              <w:top w:type="dxa" w:w="80"/>
+              <w:left w:type="dxa" w:w="100"/>
+              <w:bottom w:type="dxa" w:w="80"/>
+              <w:right w:type="dxa" w:w="100"/>
+            </w:tcMar>
+            <w:vAlign w:val="center"/>
+          </w:tcPr>
+          <w:p>
+            <w:r>
+              <w:rPr>
+                <w:rFonts w:ascii="Calibri" w:cs="Calibri" w:eastAsia="Calibri" w:hAnsi="Calibri"/>
+                <w:b w:val="false"/>
+                <w:bCs w:val="false"/>
+                <w:color w:val="000000"/>
+                <w:sz w:val="20"/>
+                <w:szCs w:val="20"/>
+              </w:rPr>
+              <w:t xml:space="preserve">FK, NOT NULL</w:t>
+            </w:r>
+          </w:p>
+        </w:tc>
+        <w:tc>
+          <w:tcPr>
+            <w:tcW w:type="dxa" w:w="4400"/>
+            <w:tcMar>
+              <w:top w:type="dxa" w:w="80"/>
+              <w:left w:type="dxa" w:w="100"/>
+              <w:bottom w:type="dxa" w:w="80"/>
+              <w:right w:type="dxa" w:w="100"/>
+            </w:tcMar>
+            <w:vAlign w:val="center"/>
+          </w:tcPr>
+          <w:p>
+            <w:r>
+              <w:rPr>
+                <w:rFonts w:ascii="Calibri" w:cs="Calibri" w:eastAsia="Calibri" w:hAnsi="Calibri"/>
+                <w:b w:val="false"/>
+                <w:bCs w:val="false"/>
+                <w:color w:val="000000"/>
+                <w:sz w:val="20"/>
+                <w:szCs w:val="20"/>
+              </w:rPr>
+              <w:t xml:space="preserve">Wajib — menegakkan CR-001 (AD-2) di level database: target hanya boleh ditetapkan berdasarkan dokumen resmi</w:t>
+            </w:r>
+          </w:p>
+        </w:tc>
+      </w:tr>
+    </w:tbl>
+    <w:p>
+      <w:r>
+        <w:t xml:space="preserve">Tidak ada kolom/tabel baseline lain yang diubah. indicators dan realizations tidak terdampak sama sekali — identitas indikator tetap permanen, dan realisasi tetap tertaut ke target_id spesifik (point-in-time principle, tidak berubah).</w:t>
+      </w:r>
+    </w:p>
+    <w:p>
+      <w:pPr>
+        <w:pStyle w:val="Heading2"/>
+      </w:pPr>
+      <w:r>
+        <w:t>E. Prinsip Target Awal vs Target Perubahan</w:t>
+      </w:r>
+    </w:p>
+    <w:p>
+      <w:r>
+        <w:t xml:space="preserve">Contoh: Renja 2026 menetapkan target 500 (juta/miliar sesuai indikator), planning_document_id menunjuk dokumen Renja 2026, is_active=true. Saat Renja Perubahan 2026 terbit dengan target baru 650, sistem membuat baris baru di targets (bukan menimpa) dengan planning_document_id menunjuk Renja Perubahan 2026 dan is_active=true; baris target 500 lama ditandai is_active=false namun tidak dihapus. Realisasi yang sudah tercatat terhadap target 500 (mis. Triwulan I–II) tetap tertaut ke target lama tersebut — tidak dipindahkan retroaktif ke target baru, sehingga tren historis tidak berubah. "Target Awal", "Target Perubahan", "Selisih", dan "Persentase Perubahan" dihitung sebagai hasil query relasional (JOIN antar dua baris targets melalui planning_documents.parent_document_id), bukan disimpan sebagai kolom turunan — konsisten prinsip Single Source of Truth.</w:t>
+      </w:r>
+    </w:p>
+    <w:p>
+      <w:pPr>
+        <w:pStyle w:val="Heading2"/>
+      </w:pPr>
+      <w:r>
+        <w:t>F. Hal yang Masih TBD</w:t>
+      </w:r>
+    </w:p>
+    <w:p>
+      <w:r>
+        <w:t xml:space="preserve">Formula perhitungan capaian kumulatif tahunan ketika target berubah di tengah tahun berjalan (opsi: dihitung terhadap target akhir tahun, atau per-segmen sesuai target yang berlaku pada periodenya) belum dikunci — ini murni logika formula/service layer (Tahap 8/implementasi lanjutan), tidak menghalangi skema database yang sudah mendukung kedua opsi tersebut.</w:t>
+      </w:r>
+    </w:p>
+    <w:p>
+      <w:pPr>
+        <w:pStyle w:val="Heading2"/>
+      </w:pPr>
+      <w:r>
+        <w:t>G. Rujukan Otoritatif</w:t>
+      </w:r>
+    </w:p>
+    <w:p>
+      <w:r>
+        <w:t xml:space="preserve">Log keputusan lengkap: CLAUDE.md §15 (Important Decisions Log, entri CR-002, 2026-09-01). Detail skema teknis (migration): backend/database/migrations/.</w:t>
+      </w:r>
+    </w:p>
+    <w:p>
+      <w:r>
+        <w:br w:type="page"/>
+      </w:r>
+    </w:p>
+    <w:p>
+      <w:pPr>
+        <w:pStyle w:val="Heading1"/>
+      </w:pPr>
+      <w:r>
+        <w:t>Addendum — Change Request CR-003 (Disetujui 2026-09-01)</w:t>
+      </w:r>
+    </w:p>
+    <w:p>
+      <w:r>
+        <w:t xml:space="preserve">Fleksibilitas &amp; Kategori Indikator</w:t>
+      </w:r>
+    </w:p>
+    <w:p>
+      <w:r>
+        <w:t xml:space="preserve">Bagian ini mencatat perubahan yang disetujui melalui Change Management Process (CLAUDE.md §17) terhadap baseline desain Database (Tahap 4) di atas, sekaligus memperjelas Tahap 1 (§1.3 Ruang Lingkup — data pendukung IKU/IKD) dalam konteks skema indikator. Baseline asli TIDAK dihapus/ditimpa.</w:t>
+      </w:r>
+    </w:p>
+    <w:p>
+      <w:pPr>
+        <w:pStyle w:val="Heading2"/>
+      </w:pPr>
+      <w:r>
+        <w:t>A. Latar Belakang &amp; Business Gap</w:t>
+      </w:r>
+    </w:p>
+    <w:p>
+      <w:r>
+        <w:t xml:space="preserve">Kebutuhan lapangan menunjukkan indikator kinerja perangkat daerah tidak seragam: sebagian merupakan Indikator Kinerja Utama (IKU), sebagian Indikator Kinerja Daerah/Kunci (IKD/IKK), dan satu indikator yang sama dapat berperan lebih dari satu peran sekaligus (mis. Indikator Program yang juga ditetapkan sebagai IKU dalam Perjanjian Kinerja). Baseline Tahap 4 sudah dapat menampung indikator pada level struktur manapun (via indicators.structure_id → performance_structure.level_type) dan sudah mendukung formula "nilai langsung" (FR-04) untuk indikator tanpa formula — namun belum memiliki mekanisme kategori lintas-struktur, definisi operasional eksplisit, dan arah pengukuran (direction) yang terkonfigurasi.</w:t>
+      </w:r>
+    </w:p>
+    <w:p>
+      <w:pPr>
+        <w:pStyle w:val="Heading2"/>
+      </w:pPr>
+      <w:r>
+        <w:t>B. Prinsip: Kategori Bukan Level Struktural</w:t>
+      </w:r>
+    </w:p>
+    <w:p>
+      <w:r>
+        <w:t xml:space="preserve">Ditegaskan bahwa "Indikator Tujuan/Sasaran/Program/Kegiatan/Subkegiatan" bukan kategori indikator — itu sudah otomatis diketahui dari indicators.structure_id → performance_structure.level_type (baseline, tidak berubah). Kategori (indicator_categories) di addendum ini hanya menampung klasifikasi yang orthogonal terhadap posisi struktural, yaitu IKU dan IKD/IKK (dan kategori sejenis yang mungkin ditambahkan kemudian) — mencegah duplikasi konsep dengan level_type.</w:t>
+      </w:r>
+    </w:p>
+    <w:p>
+      <w:pPr>
+        <w:pStyle w:val="Heading2"/>
+      </w:pPr>
+      <w:r>
+        <w:t>C. Tabel Baru: indicator_categories &amp; indicator_category_assignments</w:t>
+      </w:r>
+    </w:p>
+    <w:tbl>
+      <w:tblPr>
+        <w:tblW w:type="dxa" w:w="9600"/>
+        <w:tblBorders>
+          <w:top w:val="single" w:color="auto" w:sz="4"/>
+          <w:left w:val="single" w:color="auto" w:sz="4"/>
+          <w:bottom w:val="single" w:color="auto" w:sz="4"/>
+          <w:right w:val="single" w:color="auto" w:sz="4"/>
+          <w:insideH w:val="single" w:color="auto" w:sz="4"/>
+          <w:insideV w:val="single" w:color="auto" w:sz="4"/>
+        </w:tblBorders>
+      </w:tblPr>
+      <w:tblGrid>
+        <w:gridCol w:w="1700"/>
+        <w:gridCol w:w="4200"/>
+        <w:gridCol w:w="3700"/>
+      </w:tblGrid>
+      <w:tr>
+        <w:trPr>
+          <w:tblHeader/>
+        </w:trPr>
+        <w:tc>
+          <w:tcPr>
+            <w:tcW w:type="dxa" w:w="1700"/>
+            <w:shd w:fill="1F3864" w:val="clear"/>
+            <w:tcMar>
+              <w:top w:type="dxa" w:w="80"/>
+              <w:left w:type="dxa" w:w="100"/>
+              <w:bottom w:type="dxa" w:w="80"/>
+              <w:right w:type="dxa" w:w="100"/>
+            </w:tcMar>
+            <w:vAlign w:val="center"/>
+          </w:tcPr>
+          <w:p>
+            <w:r>
+              <w:rPr>
+                <w:rFonts w:ascii="Calibri" w:cs="Calibri" w:eastAsia="Calibri" w:hAnsi="Calibri"/>
+                <w:b/>
+                <w:bCs/>
+                <w:color w:val="FFFFFF"/>
+                <w:sz w:val="20"/>
+                <w:szCs w:val="20"/>
+              </w:rPr>
+              <w:t xml:space="preserve">Tabel</w:t>
+            </w:r>
+          </w:p>
+        </w:tc>
+        <w:tc>
+          <w:tcPr>
+            <w:tcW w:type="dxa" w:w="4200"/>
+            <w:shd w:fill="1F3864" w:val="clear"/>
+            <w:tcMar>
+              <w:top w:type="dxa" w:w="80"/>
+              <w:left w:type="dxa" w:w="100"/>
+              <w:bottom w:type="dxa" w:w="80"/>
+              <w:right w:type="dxa" w:w="100"/>
+            </w:tcMar>
+            <w:vAlign w:val="center"/>
+          </w:tcPr>
+          <w:p>
+            <w:r>
+              <w:rPr>
+                <w:rFonts w:ascii="Calibri" w:cs="Calibri" w:eastAsia="Calibri" w:hAnsi="Calibri"/>
+                <w:b/>
+                <w:bCs/>
+                <w:color w:val="FFFFFF"/>
+                <w:sz w:val="20"/>
+                <w:szCs w:val="20"/>
+              </w:rPr>
+              <w:t xml:space="preserve">Deskripsi</w:t>
+            </w:r>
+          </w:p>
+        </w:tc>
+        <w:tc>
+          <w:tcPr>
+            <w:tcW w:type="dxa" w:w="3700"/>
+            <w:shd w:fill="1F3864" w:val="clear"/>
+            <w:tcMar>
+              <w:top w:type="dxa" w:w="80"/>
+              <w:left w:type="dxa" w:w="100"/>
+              <w:bottom w:type="dxa" w:w="80"/>
+              <w:right w:type="dxa" w:w="100"/>
+            </w:tcMar>
+            <w:vAlign w:val="center"/>
+          </w:tcPr>
+          <w:p>
+            <w:r>
+              <w:rPr>
+                <w:rFonts w:ascii="Calibri" w:cs="Calibri" w:eastAsia="Calibri" w:hAnsi="Calibri"/>
+                <w:b/>
+                <w:bCs/>
+                <w:color w:val="FFFFFF"/>
+                <w:sz w:val="20"/>
+                <w:szCs w:val="20"/>
+              </w:rPr>
+              <w:t xml:space="preserve">Kolom Kunci</w:t>
+            </w:r>
+          </w:p>
+        </w:tc>
+      </w:tr>
+      <w:tr>
+        <w:tc>
+          <w:tcPr>
+            <w:tcW w:type="dxa" w:w="1700"/>
+            <w:tcMar>
+              <w:top w:type="dxa" w:w="80"/>
+              <w:left w:type="dxa" w:w="100"/>
+              <w:bottom w:type="dxa" w:w="80"/>
+              <w:right w:type="dxa" w:w="100"/>
+            </w:tcMar>
+            <w:vAlign w:val="center"/>
+          </w:tcPr>
+          <w:p>
+            <w:r>
+              <w:rPr>
+                <w:rFonts w:ascii="Calibri" w:cs="Calibri" w:eastAsia="Calibri" w:hAnsi="Calibri"/>
+                <w:b w:val="false"/>
+                <w:bCs w:val="false"/>
+                <w:color w:val="000000"/>
+                <w:sz w:val="20"/>
+                <w:szCs w:val="20"/>
+              </w:rPr>
+              <w:t xml:space="preserve">indicator_categories</w:t>
+            </w:r>
+          </w:p>
+        </w:tc>
+        <w:tc>
+          <w:tcPr>
+            <w:tcW w:type="dxa" w:w="4200"/>
+            <w:tcMar>
+              <w:top w:type="dxa" w:w="80"/>
+              <w:left w:type="dxa" w:w="100"/>
+              <w:bottom w:type="dxa" w:w="80"/>
+              <w:right w:type="dxa" w:w="100"/>
+            </w:tcMar>
+            <w:vAlign w:val="center"/>
+          </w:tcPr>
+          <w:p>
+            <w:r>
+              <w:rPr>
+                <w:rFonts w:ascii="Calibri" w:cs="Calibri" w:eastAsia="Calibri" w:hAnsi="Calibri"/>
+                <w:b w:val="false"/>
+                <w:bCs w:val="false"/>
+                <w:color w:val="000000"/>
+                <w:sz w:val="20"/>
+                <w:szCs w:val="20"/>
+              </w:rPr>
+              <w:t xml:space="preserve">Master kategori indikator, extensible (bukan daftar final). Seeder awal: IKU, IKD/IKK.</w:t>
+            </w:r>
+          </w:p>
+        </w:tc>
+        <w:tc>
+          <w:tcPr>
+            <w:tcW w:type="dxa" w:w="3700"/>
+            <w:tcMar>
+              <w:top w:type="dxa" w:w="80"/>
+              <w:left w:type="dxa" w:w="100"/>
+              <w:bottom w:type="dxa" w:w="80"/>
+              <w:right w:type="dxa" w:w="100"/>
+            </w:tcMar>
+            <w:vAlign w:val="center"/>
+          </w:tcPr>
+          <w:p>
+            <w:r>
+              <w:rPr>
+                <w:rFonts w:ascii="Calibri" w:cs="Calibri" w:eastAsia="Calibri" w:hAnsi="Calibri"/>
+                <w:b w:val="false"/>
+                <w:bCs w:val="false"/>
+                <w:color w:val="000000"/>
+                <w:sz w:val="20"/>
+                <w:szCs w:val="20"/>
+              </w:rPr>
+              <w:t xml:space="preserve">id, name, description</w:t>
+            </w:r>
+          </w:p>
+        </w:tc>
+      </w:tr>
+      <w:tr>
+        <w:tc>
+          <w:tcPr>
+            <w:tcW w:type="dxa" w:w="1700"/>
+            <w:tcMar>
+              <w:top w:type="dxa" w:w="80"/>
+              <w:left w:type="dxa" w:w="100"/>
+              <w:bottom w:type="dxa" w:w="80"/>
+              <w:right w:type="dxa" w:w="100"/>
+            </w:tcMar>
+            <w:vAlign w:val="center"/>
+          </w:tcPr>
+          <w:p>
+            <w:r>
+              <w:rPr>
+                <w:rFonts w:ascii="Calibri" w:cs="Calibri" w:eastAsia="Calibri" w:hAnsi="Calibri"/>
+                <w:b w:val="false"/>
+                <w:bCs w:val="false"/>
+                <w:color w:val="000000"/>
+                <w:sz w:val="20"/>
+                <w:szCs w:val="20"/>
+              </w:rPr>
+              <w:t xml:space="preserve">indicator_category_assignments</w:t>
+            </w:r>
+          </w:p>
+        </w:tc>
+        <w:tc>
+          <w:tcPr>
+            <w:tcW w:type="dxa" w:w="4200"/>
+            <w:tcMar>
+              <w:top w:type="dxa" w:w="80"/>
+              <w:left w:type="dxa" w:w="100"/>
+              <w:bottom w:type="dxa" w:w="80"/>
+              <w:right w:type="dxa" w:w="100"/>
+            </w:tcMar>
+            <w:vAlign w:val="center"/>
+          </w:tcPr>
+          <w:p>
+            <w:r>
+              <w:rPr>
+                <w:rFonts w:ascii="Calibri" w:cs="Calibri" w:eastAsia="Calibri" w:hAnsi="Calibri"/>
+                <w:b w:val="false"/>
+                <w:bCs w:val="false"/>
+                <w:color w:val="000000"/>
+                <w:sz w:val="20"/>
+                <w:szCs w:val="20"/>
+              </w:rPr>
+              <w:t xml:space="preserve">Junction table dengan audit fields — mendukung satu indikator memiliki lebih dari satu kategori sekaligus (mis. sekaligus Indikator Program dan IKU).</w:t>
+            </w:r>
+          </w:p>
+        </w:tc>
+        <w:tc>
+          <w:tcPr>
+            <w:tcW w:type="dxa" w:w="3700"/>
+            <w:tcMar>
+              <w:top w:type="dxa" w:w="80"/>
+              <w:left w:type="dxa" w:w="100"/>
+              <w:bottom w:type="dxa" w:w="80"/>
+              <w:right w:type="dxa" w:w="100"/>
+            </w:tcMar>
+            <w:vAlign w:val="center"/>
+          </w:tcPr>
+          <w:p>
+            <w:r>
+              <w:rPr>
+                <w:rFonts w:ascii="Calibri" w:cs="Calibri" w:eastAsia="Calibri" w:hAnsi="Calibri"/>
+                <w:b w:val="false"/>
+                <w:bCs w:val="false"/>
+                <w:color w:val="000000"/>
+                <w:sz w:val="20"/>
+                <w:szCs w:val="20"/>
+              </w:rPr>
+              <w:t xml:space="preserve">id, indicator_id, category_id, planning_document_id (nullable), assigned_by, assigned_at, is_active, valid_to</w:t>
+            </w:r>
+          </w:p>
+        </w:tc>
+      </w:tr>
+    </w:tbl>
+    <w:p>
+      <w:r>
+        <w:t xml:space="preserve">Penetapan/pencabutan kategori tidak pernah menghapus baris (is_active=false + valid_to), konsisten prinsip versioning-over-overwrite baseline.</w:t>
+      </w:r>
+    </w:p>
+    <w:p>
+      <w:pPr>
+        <w:pStyle w:val="Heading2"/>
+      </w:pPr>
+      <w:r>
+        <w:t>D. Tabel Baru: measurement_directions</w:t>
+      </w:r>
+    </w:p>
+    <w:p>
+      <w:r>
+        <w:t xml:space="preserve">Arah pengukuran (apakah realisasi lebih tinggi atau lebih rendah dari target yang dinilai lebih baik) disimpan sebagai master data terkonfigurasi, bukan ENUM terkunci di database — konsisten prinsip formula-as-data (§4.1 baseline).</w:t>
+      </w:r>
+    </w:p>
+    <w:tbl>
+      <w:tblPr>
+        <w:tblW w:type="dxa" w:w="9600"/>
+        <w:tblBorders>
+          <w:top w:val="single" w:color="auto" w:sz="4"/>
+          <w:left w:val="single" w:color="auto" w:sz="4"/>
+          <w:bottom w:val="single" w:color="auto" w:sz="4"/>
+          <w:right w:val="single" w:color="auto" w:sz="4"/>
+          <w:insideH w:val="single" w:color="auto" w:sz="4"/>
+          <w:insideV w:val="single" w:color="auto" w:sz="4"/>
+        </w:tblBorders>
+      </w:tblPr>
+      <w:tblGrid>
+        <w:gridCol w:w="2400"/>
+        <w:gridCol w:w="7200"/>
+      </w:tblGrid>
+      <w:tr>
+        <w:trPr>
+          <w:tblHeader/>
+        </w:trPr>
+        <w:tc>
+          <w:tcPr>
+            <w:tcW w:type="dxa" w:w="2400"/>
+            <w:shd w:fill="1F3864" w:val="clear"/>
+            <w:tcMar>
+              <w:top w:type="dxa" w:w="80"/>
+              <w:left w:type="dxa" w:w="100"/>
+              <w:bottom w:type="dxa" w:w="80"/>
+              <w:right w:type="dxa" w:w="100"/>
+            </w:tcMar>
+            <w:vAlign w:val="center"/>
+          </w:tcPr>
+          <w:p>
+            <w:r>
+              <w:rPr>
+                <w:rFonts w:ascii="Calibri" w:cs="Calibri" w:eastAsia="Calibri" w:hAnsi="Calibri"/>
+                <w:b/>
+                <w:bCs/>
+                <w:color w:val="FFFFFF"/>
+                <w:sz w:val="20"/>
+                <w:szCs w:val="20"/>
+              </w:rPr>
+              <w:t xml:space="preserve">Kolom</w:t>
+            </w:r>
+          </w:p>
+        </w:tc>
+        <w:tc>
+          <w:tcPr>
+            <w:tcW w:type="dxa" w:w="7200"/>
+            <w:shd w:fill="1F3864" w:val="clear"/>
+            <w:tcMar>
+              <w:top w:type="dxa" w:w="80"/>
+              <w:left w:type="dxa" w:w="100"/>
+              <w:bottom w:type="dxa" w:w="80"/>
+              <w:right w:type="dxa" w:w="100"/>
+            </w:tcMar>
+            <w:vAlign w:val="center"/>
+          </w:tcPr>
+          <w:p>
+            <w:r>
+              <w:rPr>
+                <w:rFonts w:ascii="Calibri" w:cs="Calibri" w:eastAsia="Calibri" w:hAnsi="Calibri"/>
+                <w:b/>
+                <w:bCs/>
+                <w:color w:val="FFFFFF"/>
+                <w:sz w:val="20"/>
+                <w:szCs w:val="20"/>
+              </w:rPr>
+              <w:t xml:space="preserve">Keterangan</w:t>
+            </w:r>
+          </w:p>
+        </w:tc>
+      </w:tr>
+      <w:tr>
+        <w:tc>
+          <w:tcPr>
+            <w:tcW w:type="dxa" w:w="2400"/>
+            <w:tcMar>
+              <w:top w:type="dxa" w:w="80"/>
+              <w:left w:type="dxa" w:w="100"/>
+              <w:bottom w:type="dxa" w:w="80"/>
+              <w:right w:type="dxa" w:w="100"/>
+            </w:tcMar>
+            <w:vAlign w:val="center"/>
+          </w:tcPr>
+          <w:p>
+            <w:r>
+              <w:rPr>
+                <w:rFonts w:ascii="Calibri" w:cs="Calibri" w:eastAsia="Calibri" w:hAnsi="Calibri"/>
+                <w:b w:val="false"/>
+                <w:bCs w:val="false"/>
+                <w:color w:val="000000"/>
+                <w:sz w:val="20"/>
+                <w:szCs w:val="20"/>
+              </w:rPr>
+              <w:t xml:space="preserve">id, name, description</w:t>
+            </w:r>
+          </w:p>
+        </w:tc>
+        <w:tc>
+          <w:tcPr>
+            <w:tcW w:type="dxa" w:w="7200"/>
+            <w:tcMar>
+              <w:top w:type="dxa" w:w="80"/>
+              <w:left w:type="dxa" w:w="100"/>
+              <w:bottom w:type="dxa" w:w="80"/>
+              <w:right w:type="dxa" w:w="100"/>
+            </w:tcMar>
+            <w:vAlign w:val="center"/>
+          </w:tcPr>
+          <w:p>
+            <w:r>
+              <w:rPr>
+                <w:rFonts w:ascii="Calibri" w:cs="Calibri" w:eastAsia="Calibri" w:hAnsi="Calibri"/>
+                <w:b w:val="false"/>
+                <w:bCs w:val="false"/>
+                <w:color w:val="000000"/>
+                <w:sz w:val="20"/>
+                <w:szCs w:val="20"/>
+              </w:rPr>
+              <w:t xml:space="preserve">Seeder awal: "Naik Lebih Baik", "Turun Lebih Baik", "Netral" (extensible)</w:t>
+            </w:r>
+          </w:p>
+        </w:tc>
+      </w:tr>
+    </w:tbl>
+    <w:p>
+      <w:r>
+        <w:t xml:space="preserve">indicator_versions mendapat kolom baru direction_id (FK, nullable — tidak seluruh indikator memerlukan arah eksplisit, mis. indikator dengan formula "nilai langsung").</w:t>
+      </w:r>
+    </w:p>
+    <w:p>
+      <w:pPr>
+        <w:pStyle w:val="Heading2"/>
+      </w:pPr>
+      <w:r>
+        <w:t>E. Perubahan pada indicator_versions (Tahap 4)</w:t>
+      </w:r>
+    </w:p>
+    <w:tbl>
+      <w:tblPr>
+        <w:tblW w:type="dxa" w:w="9600"/>
+        <w:tblBorders>
+          <w:top w:val="single" w:color="auto" w:sz="4"/>
+          <w:left w:val="single" w:color="auto" w:sz="4"/>
+          <w:bottom w:val="single" w:color="auto" w:sz="4"/>
+          <w:right w:val="single" w:color="auto" w:sz="4"/>
+          <w:insideH w:val="single" w:color="auto" w:sz="4"/>
+          <w:insideV w:val="single" w:color="auto" w:sz="4"/>
+        </w:tblBorders>
+      </w:tblPr>
+      <w:tblGrid>
+        <w:gridCol w:w="2200"/>
+        <w:gridCol w:w="2200"/>
+        <w:gridCol w:w="5200"/>
+      </w:tblGrid>
+      <w:tr>
+        <w:trPr>
+          <w:tblHeader/>
+        </w:trPr>
+        <w:tc>
+          <w:tcPr>
+            <w:tcW w:type="dxa" w:w="2200"/>
+            <w:shd w:fill="1F3864" w:val="clear"/>
+            <w:tcMar>
+              <w:top w:type="dxa" w:w="80"/>
+              <w:left w:type="dxa" w:w="100"/>
+              <w:bottom w:type="dxa" w:w="80"/>
+              <w:right w:type="dxa" w:w="100"/>
+            </w:tcMar>
+            <w:vAlign w:val="center"/>
+          </w:tcPr>
+          <w:p>
+            <w:r>
+              <w:rPr>
+                <w:rFonts w:ascii="Calibri" w:cs="Calibri" w:eastAsia="Calibri" w:hAnsi="Calibri"/>
+                <w:b/>
+                <w:bCs/>
+                <w:color w:val="FFFFFF"/>
+                <w:sz w:val="20"/>
+                <w:szCs w:val="20"/>
+              </w:rPr>
+              <w:t xml:space="preserve">Kolom baru</w:t>
+            </w:r>
+          </w:p>
+        </w:tc>
+        <w:tc>
+          <w:tcPr>
+            <w:tcW w:type="dxa" w:w="2200"/>
+            <w:shd w:fill="1F3864" w:val="clear"/>
+            <w:tcMar>
+              <w:top w:type="dxa" w:w="80"/>
+              <w:left w:type="dxa" w:w="100"/>
+              <w:bottom w:type="dxa" w:w="80"/>
+              <w:right w:type="dxa" w:w="100"/>
+            </w:tcMar>
+            <w:vAlign w:val="center"/>
+          </w:tcPr>
+          <w:p>
+            <w:r>
+              <w:rPr>
+                <w:rFonts w:ascii="Calibri" w:cs="Calibri" w:eastAsia="Calibri" w:hAnsi="Calibri"/>
+                <w:b/>
+                <w:bCs/>
+                <w:color w:val="FFFFFF"/>
+                <w:sz w:val="20"/>
+                <w:szCs w:val="20"/>
+              </w:rPr>
+              <w:t xml:space="preserve">Sifat</w:t>
+            </w:r>
+          </w:p>
+        </w:tc>
+        <w:tc>
+          <w:tcPr>
+            <w:tcW w:type="dxa" w:w="5200"/>
+            <w:shd w:fill="1F3864" w:val="clear"/>
+            <w:tcMar>
+              <w:top w:type="dxa" w:w="80"/>
+              <w:left w:type="dxa" w:w="100"/>
+              <w:bottom w:type="dxa" w:w="80"/>
+              <w:right w:type="dxa" w:w="100"/>
+            </w:tcMar>
+            <w:vAlign w:val="center"/>
+          </w:tcPr>
+          <w:p>
+            <w:r>
+              <w:rPr>
+                <w:rFonts w:ascii="Calibri" w:cs="Calibri" w:eastAsia="Calibri" w:hAnsi="Calibri"/>
+                <w:b/>
+                <w:bCs/>
+                <w:color w:val="FFFFFF"/>
+                <w:sz w:val="20"/>
+                <w:szCs w:val="20"/>
+              </w:rPr>
+              <w:t xml:space="preserve">Keterangan</w:t>
+            </w:r>
+          </w:p>
+        </w:tc>
+      </w:tr>
+      <w:tr>
+        <w:tc>
+          <w:tcPr>
+            <w:tcW w:type="dxa" w:w="2200"/>
+            <w:tcMar>
+              <w:top w:type="dxa" w:w="80"/>
+              <w:left w:type="dxa" w:w="100"/>
+              <w:bottom w:type="dxa" w:w="80"/>
+              <w:right w:type="dxa" w:w="100"/>
+            </w:tcMar>
+            <w:vAlign w:val="center"/>
+          </w:tcPr>
+          <w:p>
+            <w:r>
+              <w:rPr>
+                <w:rFonts w:ascii="Calibri" w:cs="Calibri" w:eastAsia="Calibri" w:hAnsi="Calibri"/>
+                <w:b w:val="false"/>
+                <w:bCs w:val="false"/>
+                <w:color w:val="000000"/>
+                <w:sz w:val="20"/>
+                <w:szCs w:val="20"/>
+              </w:rPr>
+              <w:t xml:space="preserve">direction_id</w:t>
+            </w:r>
+          </w:p>
+        </w:tc>
+        <w:tc>
+          <w:tcPr>
+            <w:tcW w:type="dxa" w:w="2200"/>
+            <w:tcMar>
+              <w:top w:type="dxa" w:w="80"/>
+              <w:left w:type="dxa" w:w="100"/>
+              <w:bottom w:type="dxa" w:w="80"/>
+              <w:right w:type="dxa" w:w="100"/>
+            </w:tcMar>
+            <w:vAlign w:val="center"/>
+          </w:tcPr>
+          <w:p>
+            <w:r>
+              <w:rPr>
+                <w:rFonts w:ascii="Calibri" w:cs="Calibri" w:eastAsia="Calibri" w:hAnsi="Calibri"/>
+                <w:b w:val="false"/>
+                <w:bCs w:val="false"/>
+                <w:color w:val="000000"/>
+                <w:sz w:val="20"/>
+                <w:szCs w:val="20"/>
+              </w:rPr>
+              <w:t xml:space="preserve">FK → measurement_directions, nullable</w:t>
+            </w:r>
+          </w:p>
+        </w:tc>
+        <w:tc>
+          <w:tcPr>
+            <w:tcW w:type="dxa" w:w="5200"/>
+            <w:tcMar>
+              <w:top w:type="dxa" w:w="80"/>
+              <w:left w:type="dxa" w:w="100"/>
+              <w:bottom w:type="dxa" w:w="80"/>
+              <w:right w:type="dxa" w:w="100"/>
+            </w:tcMar>
+            <w:vAlign w:val="center"/>
+          </w:tcPr>
+          <w:p>
+            <w:r>
+              <w:rPr>
+                <w:rFonts w:ascii="Calibri" w:cs="Calibri" w:eastAsia="Calibri" w:hAnsi="Calibri"/>
+                <w:b w:val="false"/>
+                <w:bCs w:val="false"/>
+                <w:color w:val="000000"/>
+                <w:sz w:val="20"/>
+                <w:szCs w:val="20"/>
+              </w:rPr>
+              <w:t xml:space="preserve">§D di atas</w:t>
+            </w:r>
+          </w:p>
+        </w:tc>
+      </w:tr>
+      <w:tr>
+        <w:tc>
+          <w:tcPr>
+            <w:tcW w:type="dxa" w:w="2200"/>
+            <w:tcMar>
+              <w:top w:type="dxa" w:w="80"/>
+              <w:left w:type="dxa" w:w="100"/>
+              <w:bottom w:type="dxa" w:w="80"/>
+              <w:right w:type="dxa" w:w="100"/>
+            </w:tcMar>
+            <w:vAlign w:val="center"/>
+          </w:tcPr>
+          <w:p>
+            <w:r>
+              <w:rPr>
+                <w:rFonts w:ascii="Calibri" w:cs="Calibri" w:eastAsia="Calibri" w:hAnsi="Calibri"/>
+                <w:b w:val="false"/>
+                <w:bCs w:val="false"/>
+                <w:color w:val="000000"/>
+                <w:sz w:val="20"/>
+                <w:szCs w:val="20"/>
+              </w:rPr>
+              <w:t xml:space="preserve">planning_document_id</w:t>
+            </w:r>
+          </w:p>
+        </w:tc>
+        <w:tc>
+          <w:tcPr>
+            <w:tcW w:type="dxa" w:w="2200"/>
+            <w:tcMar>
+              <w:top w:type="dxa" w:w="80"/>
+              <w:left w:type="dxa" w:w="100"/>
+              <w:bottom w:type="dxa" w:w="80"/>
+              <w:right w:type="dxa" w:w="100"/>
+            </w:tcMar>
+            <w:vAlign w:val="center"/>
+          </w:tcPr>
+          <w:p>
+            <w:r>
+              <w:rPr>
+                <w:rFonts w:ascii="Calibri" w:cs="Calibri" w:eastAsia="Calibri" w:hAnsi="Calibri"/>
+                <w:b w:val="false"/>
+                <w:bCs w:val="false"/>
+                <w:color w:val="000000"/>
+                <w:sz w:val="20"/>
+                <w:szCs w:val="20"/>
+              </w:rPr>
+              <w:t xml:space="preserve">FK → planning_documents, nullable</w:t>
+            </w:r>
+          </w:p>
+        </w:tc>
+        <w:tc>
+          <w:tcPr>
+            <w:tcW w:type="dxa" w:w="5200"/>
+            <w:tcMar>
+              <w:top w:type="dxa" w:w="80"/>
+              <w:left w:type="dxa" w:w="100"/>
+              <w:bottom w:type="dxa" w:w="80"/>
+              <w:right w:type="dxa" w:w="100"/>
+            </w:tcMar>
+            <w:vAlign w:val="center"/>
+          </w:tcPr>
+          <w:p>
+            <w:r>
+              <w:rPr>
+                <w:rFonts w:ascii="Calibri" w:cs="Calibri" w:eastAsia="Calibri" w:hAnsi="Calibri"/>
+                <w:b w:val="false"/>
+                <w:bCs w:val="false"/>
+                <w:color w:val="000000"/>
+                <w:sz w:val="20"/>
+                <w:szCs w:val="20"/>
+              </w:rPr>
+              <w:t xml:space="preserve">Bagian CR-002 (lihat Addendum CR-002 §D)</w:t>
+            </w:r>
+          </w:p>
+        </w:tc>
+      </w:tr>
+      <w:tr>
+        <w:tc>
+          <w:tcPr>
+            <w:tcW w:type="dxa" w:w="2200"/>
+            <w:tcMar>
+              <w:top w:type="dxa" w:w="80"/>
+              <w:left w:type="dxa" w:w="100"/>
+              <w:bottom w:type="dxa" w:w="80"/>
+              <w:right w:type="dxa" w:w="100"/>
+            </w:tcMar>
+            <w:vAlign w:val="center"/>
+          </w:tcPr>
+          <w:p>
+            <w:r>
+              <w:rPr>
+                <w:rFonts w:ascii="Calibri" w:cs="Calibri" w:eastAsia="Calibri" w:hAnsi="Calibri"/>
+                <w:b w:val="false"/>
+                <w:bCs w:val="false"/>
+                <w:color w:val="000000"/>
+                <w:sz w:val="20"/>
+                <w:szCs w:val="20"/>
+              </w:rPr>
+              <w:t xml:space="preserve">operational_definition</w:t>
+            </w:r>
+          </w:p>
+        </w:tc>
+        <w:tc>
+          <w:tcPr>
+            <w:tcW w:type="dxa" w:w="2200"/>
+            <w:tcMar>
+              <w:top w:type="dxa" w:w="80"/>
+              <w:left w:type="dxa" w:w="100"/>
+              <w:bottom w:type="dxa" w:w="80"/>
+              <w:right w:type="dxa" w:w="100"/>
+            </w:tcMar>
+            <w:vAlign w:val="center"/>
+          </w:tcPr>
+          <w:p>
+            <w:r>
+              <w:rPr>
+                <w:rFonts w:ascii="Calibri" w:cs="Calibri" w:eastAsia="Calibri" w:hAnsi="Calibri"/>
+                <w:b w:val="false"/>
+                <w:bCs w:val="false"/>
+                <w:color w:val="000000"/>
+                <w:sz w:val="20"/>
+                <w:szCs w:val="20"/>
+              </w:rPr>
+              <w:t xml:space="preserve">text, nullable</w:t>
+            </w:r>
+          </w:p>
+        </w:tc>
+        <w:tc>
+          <w:tcPr>
+            <w:tcW w:type="dxa" w:w="5200"/>
+            <w:tcMar>
+              <w:top w:type="dxa" w:w="80"/>
+              <w:left w:type="dxa" w:w="100"/>
+              <w:bottom w:type="dxa" w:w="80"/>
+              <w:right w:type="dxa" w:w="100"/>
+            </w:tcMar>
+            <w:vAlign w:val="center"/>
+          </w:tcPr>
+          <w:p>
+            <w:r>
+              <w:rPr>
+                <w:rFonts w:ascii="Calibri" w:cs="Calibri" w:eastAsia="Calibri" w:hAnsi="Calibri"/>
+                <w:b w:val="false"/>
+                <w:bCs w:val="false"/>
+                <w:color w:val="000000"/>
+                <w:sz w:val="20"/>
+                <w:szCs w:val="20"/>
+              </w:rPr>
+              <w:t xml:space="preserve">Definisi operasional indikator — agar Operator/Kasubbid/Kabid/Sekretaris memahami arti indikator sebelum input/review, sesuai kebutuhan yang diidentifikasi melalui klarifikasi CR-003</w:t>
+            </w:r>
+          </w:p>
+        </w:tc>
+      </w:tr>
+      <w:tr>
+        <w:tc>
+          <w:tcPr>
+            <w:tcW w:type="dxa" w:w="2200"/>
+            <w:tcMar>
+              <w:top w:type="dxa" w:w="80"/>
+              <w:left w:type="dxa" w:w="100"/>
+              <w:bottom w:type="dxa" w:w="80"/>
+              <w:right w:type="dxa" w:w="100"/>
+            </w:tcMar>
+            <w:vAlign w:val="center"/>
+          </w:tcPr>
+          <w:p>
+            <w:r>
+              <w:rPr>
+                <w:rFonts w:ascii="Calibri" w:cs="Calibri" w:eastAsia="Calibri" w:hAnsi="Calibri"/>
+                <w:b w:val="false"/>
+                <w:bCs w:val="false"/>
+                <w:color w:val="000000"/>
+                <w:sz w:val="20"/>
+                <w:szCs w:val="20"/>
+              </w:rPr>
+              <w:t xml:space="preserve">measurement_method</w:t>
+            </w:r>
+          </w:p>
+        </w:tc>
+        <w:tc>
+          <w:tcPr>
+            <w:tcW w:type="dxa" w:w="2200"/>
+            <w:tcMar>
+              <w:top w:type="dxa" w:w="80"/>
+              <w:left w:type="dxa" w:w="100"/>
+              <w:bottom w:type="dxa" w:w="80"/>
+              <w:right w:type="dxa" w:w="100"/>
+            </w:tcMar>
+            <w:vAlign w:val="center"/>
+          </w:tcPr>
+          <w:p>
+            <w:r>
+              <w:rPr>
+                <w:rFonts w:ascii="Calibri" w:cs="Calibri" w:eastAsia="Calibri" w:hAnsi="Calibri"/>
+                <w:b w:val="false"/>
+                <w:bCs w:val="false"/>
+                <w:color w:val="000000"/>
+                <w:sz w:val="20"/>
+                <w:szCs w:val="20"/>
+              </w:rPr>
+              <w:t xml:space="preserve">text, nullable</w:t>
+            </w:r>
+          </w:p>
+        </w:tc>
+        <w:tc>
+          <w:tcPr>
+            <w:tcW w:type="dxa" w:w="5200"/>
+            <w:tcMar>
+              <w:top w:type="dxa" w:w="80"/>
+              <w:left w:type="dxa" w:w="100"/>
+              <w:bottom w:type="dxa" w:w="80"/>
+              <w:right w:type="dxa" w:w="100"/>
+            </w:tcMar>
+            <w:vAlign w:val="center"/>
+          </w:tcPr>
+          <w:p>
+            <w:r>
+              <w:rPr>
+                <w:rFonts w:ascii="Calibri" w:cs="Calibri" w:eastAsia="Calibri" w:hAnsi="Calibri"/>
+                <w:b w:val="false"/>
+                <w:bCs w:val="false"/>
+                <w:color w:val="000000"/>
+                <w:sz w:val="20"/>
+                <w:szCs w:val="20"/>
+              </w:rPr>
+              <w:t xml:space="preserve">Metode pengukuran</w:t>
+            </w:r>
+          </w:p>
+        </w:tc>
+      </w:tr>
+      <w:tr>
+        <w:tc>
+          <w:tcPr>
+            <w:tcW w:type="dxa" w:w="2200"/>
+            <w:tcMar>
+              <w:top w:type="dxa" w:w="80"/>
+              <w:left w:type="dxa" w:w="100"/>
+              <w:bottom w:type="dxa" w:w="80"/>
+              <w:right w:type="dxa" w:w="100"/>
+            </w:tcMar>
+            <w:vAlign w:val="center"/>
+          </w:tcPr>
+          <w:p>
+            <w:r>
+              <w:rPr>
+                <w:rFonts w:ascii="Calibri" w:cs="Calibri" w:eastAsia="Calibri" w:hAnsi="Calibri"/>
+                <w:b w:val="false"/>
+                <w:bCs w:val="false"/>
+                <w:color w:val="000000"/>
+                <w:sz w:val="20"/>
+                <w:szCs w:val="20"/>
+              </w:rPr>
+              <w:t xml:space="preserve">data_source</w:t>
+            </w:r>
+          </w:p>
+        </w:tc>
+        <w:tc>
+          <w:tcPr>
+            <w:tcW w:type="dxa" w:w="2200"/>
+            <w:tcMar>
+              <w:top w:type="dxa" w:w="80"/>
+              <w:left w:type="dxa" w:w="100"/>
+              <w:bottom w:type="dxa" w:w="80"/>
+              <w:right w:type="dxa" w:w="100"/>
+            </w:tcMar>
+            <w:vAlign w:val="center"/>
+          </w:tcPr>
+          <w:p>
+            <w:r>
+              <w:rPr>
+                <w:rFonts w:ascii="Calibri" w:cs="Calibri" w:eastAsia="Calibri" w:hAnsi="Calibri"/>
+                <w:b w:val="false"/>
+                <w:bCs w:val="false"/>
+                <w:color w:val="000000"/>
+                <w:sz w:val="20"/>
+                <w:szCs w:val="20"/>
+              </w:rPr>
+              <w:t xml:space="preserve">string, nullable</w:t>
+            </w:r>
+          </w:p>
+        </w:tc>
+        <w:tc>
+          <w:tcPr>
+            <w:tcW w:type="dxa" w:w="5200"/>
+            <w:tcMar>
+              <w:top w:type="dxa" w:w="80"/>
+              <w:left w:type="dxa" w:w="100"/>
+              <w:bottom w:type="dxa" w:w="80"/>
+              <w:right w:type="dxa" w:w="100"/>
+            </w:tcMar>
+            <w:vAlign w:val="center"/>
+          </w:tcPr>
+          <w:p>
+            <w:r>
+              <w:rPr>
+                <w:rFonts w:ascii="Calibri" w:cs="Calibri" w:eastAsia="Calibri" w:hAnsi="Calibri"/>
+                <w:b w:val="false"/>
+                <w:bCs w:val="false"/>
+                <w:color w:val="000000"/>
+                <w:sz w:val="20"/>
+                <w:szCs w:val="20"/>
+              </w:rPr>
+              <w:t xml:space="preserve">Sumber data</w:t>
+            </w:r>
+          </w:p>
+        </w:tc>
+      </w:tr>
+    </w:tbl>
+    <w:p>
+      <w:r>
+        <w:t xml:space="preserve">Kolom-kolom di atas diletakkan pada indicator_versions (bukan indicators) karena definisi operasional/metode pengukuran wajar berubah bersamaan revisi konfigurasi teknis lainnya (satuan/formula/periode), memanfaatkan mekanisme versioning yang sudah ada (valid_from/valid_to/is_active) tanpa mekanisme tambahan.</w:t>
+      </w:r>
+    </w:p>
+    <w:p>
+      <w:pPr>
+        <w:pStyle w:val="Heading2"/>
+      </w:pPr>
+      <w:r>
+        <w:t>F. Tidak Ada Tabel Terpisah per Jenis Indikator</w:t>
+      </w:r>
+    </w:p>
+    <w:p>
+      <w:r>
+        <w:t xml:space="preserve">Sesuai prinsip §4.4 baseline ("hindari duplikasi struktur"), addendum ini secara eksplisit tidak membuat tabel iku, ikd, indikator_program, dsb. — seluruh jenis indikator tetap memakai struktur generik indicators/indicator_versions yang sudah ada, dibedakan lewat kategori (§C) dan posisi struktural (level_type, baseline).</w:t>
+      </w:r>
+    </w:p>
+    <w:p>
+      <w:pPr>
+        <w:pStyle w:val="Heading2"/>
+      </w:pPr>
+      <w:r>
+        <w:t>G. Rujukan Otoritatif</w:t>
+      </w:r>
+    </w:p>
+    <w:p>
+      <w:r>
+        <w:t xml:space="preserve">Log keputusan lengkap: CLAUDE.md §15 (Important Decisions Log, entri CR-003, 2026-09-01). Detail skema teknis (migration): backend/database/migrations/.</w:t>
+      </w:r>
+    </w:p>
+    <w:p>
+      <w:pPr>
+        <w:spacing w:after="300"/>
+      </w:pPr>
+    </w:p>
+    <w:p>
       <w:pPr>
         <w:spacing w:after="150" w:line="276"/>
       </w:pPr>
@@ -12815,7 +15179,7 @@
           <w:sz w:val="22"/>
           <w:szCs w:val="22"/>
         </w:rPr>
-        <w:t xml:space="preserve">Dokumen ini menutup Tahap 1 s.d. 7. Sesuai arahan awal, implementasi kode (Tahap 8) akan dimulai setelah desain pada dokumen ini disetujui/direvisi sesuai kebutuhan.</w:t>
+        <w:t xml:space="preserve">Dokumen ini menutup Tahap 1 s.d. 7 beserta Addendum CR-001, CR-002, dan CR-003. Sesuai arahan awal, implementasi kode (Tahap 8) telah dimulai untuk Phase 1–3 (Project Foundation, Environment Setup, Database Design &amp; Migration — status: selesai per ROADMAP.md) dan berlanjut sesuai roadmap 18 fase; setiap perubahan spesifikasi lanjutan tetap wajib melalui Change Management Process (CLAUDE.md §17) sebelum baseline diubah.</w:t>
       </w:r>
     </w:p>
     <w:sectPr>
